--- a/Doc1.docx
+++ b/Doc1.docx
@@ -5,10 +5,10 @@
     <w:p>
       <w:r>
         <w:drawing>
-          <wp:inline distT="0" distB="0" distL="0" distR="0" wp14:anchorId="7F265E3B" wp14:editId="656F28C4">
-            <wp:extent cx="5274310" cy="3474720"/>
-            <wp:effectExtent l="0" t="0" r="2540" b="0"/>
-            <wp:docPr id="1883302278" name="圖片 2"/>
+          <wp:inline distT="0" distB="0" distL="0" distR="0" wp14:anchorId="110336A6" wp14:editId="43543D65">
+            <wp:extent cx="3943350" cy="3124200"/>
+            <wp:effectExtent l="0" t="0" r="0" b="0"/>
+            <wp:docPr id="747368262" name="圖片 1"/>
             <wp:cNvGraphicFramePr>
               <a:graphicFrameLocks xmlns:a="http://schemas.openxmlformats.org/drawingml/2006/main" noChangeAspect="1"/>
             </wp:cNvGraphicFramePr>
@@ -16,13 +16,53 @@
               <a:graphicData uri="http://schemas.openxmlformats.org/drawingml/2006/picture">
                 <pic:pic xmlns:pic="http://schemas.openxmlformats.org/drawingml/2006/picture">
                   <pic:nvPicPr>
-                    <pic:cNvPr id="0" name="Picture 6"/>
+                    <pic:cNvPr id="747368262" name=""/>
+                    <pic:cNvPicPr/>
+                  </pic:nvPicPr>
+                  <pic:blipFill>
+                    <a:blip r:embed="rId4"/>
+                    <a:stretch>
+                      <a:fillRect/>
+                    </a:stretch>
+                  </pic:blipFill>
+                  <pic:spPr>
+                    <a:xfrm>
+                      <a:off x="0" y="0"/>
+                      <a:ext cx="3943350" cy="3124200"/>
+                    </a:xfrm>
+                    <a:prstGeom prst="rect">
+                      <a:avLst/>
+                    </a:prstGeom>
+                  </pic:spPr>
+                </pic:pic>
+              </a:graphicData>
+            </a:graphic>
+          </wp:inline>
+        </w:drawing>
+      </w:r>
+    </w:p>
+    <w:p/>
+    <w:p>
+      <w:r>
+        <w:drawing>
+          <wp:inline distT="0" distB="0" distL="0" distR="0" wp14:anchorId="2534FD7F" wp14:editId="267EE479">
+            <wp:extent cx="4051300" cy="3314700"/>
+            <wp:effectExtent l="0" t="0" r="6350" b="0"/>
+            <wp:docPr id="1047494872" name="圖片 7"/>
+            <wp:cNvGraphicFramePr>
+              <a:graphicFrameLocks xmlns:a="http://schemas.openxmlformats.org/drawingml/2006/main" noChangeAspect="1"/>
+            </wp:cNvGraphicFramePr>
+            <a:graphic xmlns:a="http://schemas.openxmlformats.org/drawingml/2006/main">
+              <a:graphicData uri="http://schemas.openxmlformats.org/drawingml/2006/picture">
+                <pic:pic xmlns:pic="http://schemas.openxmlformats.org/drawingml/2006/picture">
+                  <pic:nvPicPr>
+                    <pic:cNvPr id="0" name="Picture 25"/>
                     <pic:cNvPicPr>
                       <a:picLocks noChangeAspect="1" noChangeArrowheads="1"/>
                     </pic:cNvPicPr>
                   </pic:nvPicPr>
                   <pic:blipFill>
-                    <a:blip r:embed="rId4" cstate="print">
+                    <a:blip r:embed="rId5">
                       <a:extLst>
                         <a:ext uri="{28A0092B-C50C-407E-A947-70E740481C1C}">
                           <a14:useLocalDpi xmlns:a14="http://schemas.microsoft.com/office/drawing/2010/main" val="0"/>
@@ -37,7 +77,7 @@
                   <pic:spPr bwMode="auto">
                     <a:xfrm>
                       <a:off x="0" y="0"/>
-                      <a:ext cx="5274310" cy="3474720"/>
+                      <a:ext cx="4051300" cy="3314700"/>
                     </a:xfrm>
                     <a:prstGeom prst="rect">
                       <a:avLst/>
@@ -54,42 +94,15 @@
         </w:drawing>
       </w:r>
     </w:p>
-    <w:p>
-      <w:hyperlink r:id="rId5" w:history="1">
-        <w:r>
-          <w:rPr>
-            <w:rStyle w:val="ae"/>
-          </w:rPr>
-          <w:t>https://www.chinatimes.com/realtimenews/20260902001131-260405?ctrack=pc_main_headl_p08&amp;chdtv</w:t>
-        </w:r>
-      </w:hyperlink>
-    </w:p>
-    <w:p/>
-    <w:p>
-      <w:pPr>
-        <w:rPr>
-          <w:rFonts w:hint="eastAsia"/>
-        </w:rPr>
-      </w:pPr>
-      <w:r>
-        <w:t>宜蘭羅東林場星巴克</w:t>
-      </w:r>
-    </w:p>
     <w:p/>
     <w:p>
       <w:r>
-        <w:rPr>
-          <w:rFonts w:hint="eastAsia"/>
-        </w:rPr>
         <w:lastRenderedPageBreak/>
-        <w:t>\</w:t>
-      </w:r>
-      <w:r>
         <w:drawing>
-          <wp:inline distT="0" distB="0" distL="0" distR="0" wp14:anchorId="1417D5BB" wp14:editId="7174AB88">
-            <wp:extent cx="3638550" cy="3536950"/>
-            <wp:effectExtent l="0" t="0" r="0" b="6350"/>
-            <wp:docPr id="1808660305" name="圖片 4"/>
+          <wp:inline distT="0" distB="0" distL="0" distR="0" wp14:anchorId="53230595" wp14:editId="118C8DF3">
+            <wp:extent cx="5274310" cy="3168650"/>
+            <wp:effectExtent l="0" t="0" r="2540" b="0"/>
+            <wp:docPr id="1850470083" name="圖片 9"/>
             <wp:cNvGraphicFramePr>
               <a:graphicFrameLocks xmlns:a="http://schemas.openxmlformats.org/drawingml/2006/main" noChangeAspect="1"/>
             </wp:cNvGraphicFramePr>
@@ -97,7 +110,7 @@
               <a:graphicData uri="http://schemas.openxmlformats.org/drawingml/2006/picture">
                 <pic:pic xmlns:pic="http://schemas.openxmlformats.org/drawingml/2006/picture">
                   <pic:nvPicPr>
-                    <pic:cNvPr id="0" name="Picture 13"/>
+                    <pic:cNvPr id="0" name="Picture 32"/>
                     <pic:cNvPicPr>
                       <a:picLocks noChangeAspect="1" noChangeArrowheads="1"/>
                     </pic:cNvPicPr>
@@ -118,7 +131,7 @@
                   <pic:spPr bwMode="auto">
                     <a:xfrm>
                       <a:off x="0" y="0"/>
-                      <a:ext cx="3638550" cy="3536950"/>
+                      <a:ext cx="5274310" cy="3168650"/>
                     </a:xfrm>
                     <a:prstGeom prst="rect">
                       <a:avLst/>

--- a/Doc1.docx
+++ b/Doc1.docx
@@ -5,10 +5,10 @@
     <w:p>
       <w:r>
         <w:drawing>
-          <wp:inline distT="0" distB="0" distL="0" distR="0" wp14:anchorId="110336A6" wp14:editId="43543D65">
-            <wp:extent cx="3943350" cy="3124200"/>
-            <wp:effectExtent l="0" t="0" r="0" b="0"/>
-            <wp:docPr id="747368262" name="圖片 1"/>
+          <wp:inline distT="0" distB="0" distL="0" distR="0" wp14:anchorId="72FF637C" wp14:editId="4A987878">
+            <wp:extent cx="3820058" cy="3553321"/>
+            <wp:effectExtent l="0" t="0" r="9525" b="9525"/>
+            <wp:docPr id="370139533" name="圖片 1"/>
             <wp:cNvGraphicFramePr>
               <a:graphicFrameLocks xmlns:a="http://schemas.openxmlformats.org/drawingml/2006/main" noChangeAspect="1"/>
             </wp:cNvGraphicFramePr>
@@ -16,7 +16,7 @@
               <a:graphicData uri="http://schemas.openxmlformats.org/drawingml/2006/picture">
                 <pic:pic xmlns:pic="http://schemas.openxmlformats.org/drawingml/2006/picture">
                   <pic:nvPicPr>
-                    <pic:cNvPr id="747368262" name=""/>
+                    <pic:cNvPr id="370139533" name=""/>
                     <pic:cNvPicPr/>
                   </pic:nvPicPr>
                   <pic:blipFill>
@@ -28,7 +28,7 @@
                   <pic:spPr>
                     <a:xfrm>
                       <a:off x="0" y="0"/>
-                      <a:ext cx="3943350" cy="3124200"/>
+                      <a:ext cx="3820058" cy="3553321"/>
                     </a:xfrm>
                     <a:prstGeom prst="rect">
                       <a:avLst/>
@@ -44,11 +44,14 @@
     <w:p/>
     <w:p>
       <w:r>
+        <w:rPr>
+          <w:noProof/>
+        </w:rPr>
         <w:drawing>
-          <wp:inline distT="0" distB="0" distL="0" distR="0" wp14:anchorId="2534FD7F" wp14:editId="267EE479">
-            <wp:extent cx="4051300" cy="3314700"/>
-            <wp:effectExtent l="0" t="0" r="6350" b="0"/>
-            <wp:docPr id="1047494872" name="圖片 7"/>
+          <wp:inline distT="0" distB="0" distL="0" distR="0" wp14:anchorId="016F4F6F" wp14:editId="43EE9896">
+            <wp:extent cx="5274310" cy="3519805"/>
+            <wp:effectExtent l="0" t="0" r="2540" b="4445"/>
+            <wp:docPr id="482860177" name="圖片 10" descr="新北市板橋區的安泰淞鶴診所爆發C型肝炎群聚感染事件。（郭吉銓攝）"/>
             <wp:cNvGraphicFramePr>
               <a:graphicFrameLocks xmlns:a="http://schemas.openxmlformats.org/drawingml/2006/main" noChangeAspect="1"/>
             </wp:cNvGraphicFramePr>
@@ -56,7 +59,7 @@
               <a:graphicData uri="http://schemas.openxmlformats.org/drawingml/2006/picture">
                 <pic:pic xmlns:pic="http://schemas.openxmlformats.org/drawingml/2006/picture">
                   <pic:nvPicPr>
-                    <pic:cNvPr id="0" name="Picture 25"/>
+                    <pic:cNvPr id="0" name="Picture 34" descr="新北市板橋區的安泰淞鶴診所爆發C型肝炎群聚感染事件。（郭吉銓攝）"/>
                     <pic:cNvPicPr>
                       <a:picLocks noChangeAspect="1" noChangeArrowheads="1"/>
                     </pic:cNvPicPr>
@@ -77,7 +80,7 @@
                   <pic:spPr bwMode="auto">
                     <a:xfrm>
                       <a:off x="0" y="0"/>
-                      <a:ext cx="4051300" cy="3314700"/>
+                      <a:ext cx="5274310" cy="3519805"/>
                     </a:xfrm>
                     <a:prstGeom prst="rect">
                       <a:avLst/>
@@ -94,15 +97,72 @@
         </w:drawing>
       </w:r>
     </w:p>
+    <w:p>
+      <w:r>
+        <w:t>新北市板橋區的安泰淞鶴診所爆發</w:t>
+      </w:r>
+      <w:r>
+        <w:t>C</w:t>
+      </w:r>
+      <w:r>
+        <w:t>型肝炎群聚感染事件</w:t>
+      </w:r>
+    </w:p>
     <w:p/>
     <w:p>
       <w:r>
+        <w:t>打營養針害</w:t>
+      </w:r>
+      <w:r>
+        <w:t>11</w:t>
+      </w:r>
+      <w:r>
+        <w:t>人染</w:t>
+      </w:r>
+      <w:r>
+        <w:t>C</w:t>
+      </w:r>
+      <w:r>
+        <w:t>肝</w:t>
+      </w:r>
+      <w:r>
+        <w:t xml:space="preserve"> </w:t>
+      </w:r>
+      <w:r>
+        <w:t>怎防？醫喊見「</w:t>
+      </w:r>
+      <w:r>
+        <w:t>1</w:t>
+      </w:r>
+      <w:r>
+        <w:t>動作」秒拒絕</w:t>
+      </w:r>
+    </w:p>
+    <w:p>
+      <w:pPr>
+        <w:rPr>
+          <w:rFonts w:hint="eastAsia"/>
+        </w:rPr>
+      </w:pPr>
+      <w:r>
         <w:lastRenderedPageBreak/>
+        <w:t>民眾若發現醫護未當場拆封一次性使用的無菌針具，應果斷拒絕接受處置。</w:t>
+      </w:r>
+    </w:p>
+    <w:p/>
+    <w:p/>
+    <w:p>
+      <w:pPr>
+        <w:rPr>
+          <w:rFonts w:hint="eastAsia"/>
+        </w:rPr>
+      </w:pPr>
+      <w:r>
         <w:drawing>
-          <wp:inline distT="0" distB="0" distL="0" distR="0" wp14:anchorId="53230595" wp14:editId="118C8DF3">
-            <wp:extent cx="5274310" cy="3168650"/>
-            <wp:effectExtent l="0" t="0" r="2540" b="0"/>
-            <wp:docPr id="1850470083" name="圖片 9"/>
+          <wp:inline distT="0" distB="0" distL="0" distR="0" wp14:anchorId="21C47949" wp14:editId="096D9BB2">
+            <wp:extent cx="3867690" cy="3534268"/>
+            <wp:effectExtent l="0" t="0" r="0" b="9525"/>
+            <wp:docPr id="1867012916" name="圖片 1"/>
             <wp:cNvGraphicFramePr>
               <a:graphicFrameLocks xmlns:a="http://schemas.openxmlformats.org/drawingml/2006/main" noChangeAspect="1"/>
             </wp:cNvGraphicFramePr>
@@ -110,36 +170,23 @@
               <a:graphicData uri="http://schemas.openxmlformats.org/drawingml/2006/picture">
                 <pic:pic xmlns:pic="http://schemas.openxmlformats.org/drawingml/2006/picture">
                   <pic:nvPicPr>
-                    <pic:cNvPr id="0" name="Picture 32"/>
-                    <pic:cNvPicPr>
-                      <a:picLocks noChangeAspect="1" noChangeArrowheads="1"/>
-                    </pic:cNvPicPr>
+                    <pic:cNvPr id="1867012916" name=""/>
+                    <pic:cNvPicPr/>
                   </pic:nvPicPr>
                   <pic:blipFill>
-                    <a:blip r:embed="rId6">
-                      <a:extLst>
-                        <a:ext uri="{28A0092B-C50C-407E-A947-70E740481C1C}">
-                          <a14:useLocalDpi xmlns:a14="http://schemas.microsoft.com/office/drawing/2010/main" val="0"/>
-                        </a:ext>
-                      </a:extLst>
-                    </a:blip>
-                    <a:srcRect/>
+                    <a:blip r:embed="rId6"/>
                     <a:stretch>
                       <a:fillRect/>
                     </a:stretch>
                   </pic:blipFill>
-                  <pic:spPr bwMode="auto">
+                  <pic:spPr>
                     <a:xfrm>
                       <a:off x="0" y="0"/>
-                      <a:ext cx="5274310" cy="3168650"/>
+                      <a:ext cx="3867690" cy="3534268"/>
                     </a:xfrm>
                     <a:prstGeom prst="rect">
                       <a:avLst/>
                     </a:prstGeom>
-                    <a:noFill/>
-                    <a:ln>
-                      <a:noFill/>
-                    </a:ln>
                   </pic:spPr>
                 </pic:pic>
               </a:graphicData>
@@ -147,13 +194,6 @@
           </wp:inline>
         </w:drawing>
       </w:r>
-    </w:p>
-    <w:p>
-      <w:pPr>
-        <w:rPr>
-          <w:rFonts w:hint="eastAsia"/>
-        </w:rPr>
-      </w:pPr>
     </w:p>
     <w:sectPr>
       <w:pgSz w:w="11906" w:h="16838"/>

--- a/Doc1.docx
+++ b/Doc1.docx
@@ -5,10 +5,10 @@
     <w:p>
       <w:r>
         <w:drawing>
-          <wp:inline distT="0" distB="0" distL="0" distR="0" wp14:anchorId="72FF637C" wp14:editId="4A987878">
-            <wp:extent cx="3820058" cy="3553321"/>
-            <wp:effectExtent l="0" t="0" r="9525" b="9525"/>
-            <wp:docPr id="370139533" name="圖片 1"/>
+          <wp:inline distT="0" distB="0" distL="0" distR="0" wp14:anchorId="40765718" wp14:editId="12EA5A9F">
+            <wp:extent cx="5274310" cy="3042285"/>
+            <wp:effectExtent l="0" t="0" r="2540" b="5715"/>
+            <wp:docPr id="1537542459" name="圖片 1"/>
             <wp:cNvGraphicFramePr>
               <a:graphicFrameLocks xmlns:a="http://schemas.openxmlformats.org/drawingml/2006/main" noChangeAspect="1"/>
             </wp:cNvGraphicFramePr>
@@ -16,7 +16,7 @@
               <a:graphicData uri="http://schemas.openxmlformats.org/drawingml/2006/picture">
                 <pic:pic xmlns:pic="http://schemas.openxmlformats.org/drawingml/2006/picture">
                   <pic:nvPicPr>
-                    <pic:cNvPr id="370139533" name=""/>
+                    <pic:cNvPr id="1537542459" name=""/>
                     <pic:cNvPicPr/>
                   </pic:nvPicPr>
                   <pic:blipFill>
@@ -28,7 +28,55 @@
                   <pic:spPr>
                     <a:xfrm>
                       <a:off x="0" y="0"/>
-                      <a:ext cx="3820058" cy="3553321"/>
+                      <a:ext cx="5274310" cy="3042285"/>
+                    </a:xfrm>
+                    <a:prstGeom prst="rect">
+                      <a:avLst/>
+                    </a:prstGeom>
+                  </pic:spPr>
+                </pic:pic>
+              </a:graphicData>
+            </a:graphic>
+          </wp:inline>
+        </w:drawing>
+      </w:r>
+    </w:p>
+    <w:p>
+      <w:r>
+        <w:rPr>
+          <w:rFonts w:hint="eastAsia"/>
+        </w:rPr>
+        <w:t>在淡水的藥局</w:t>
+      </w:r>
+    </w:p>
+    <w:p/>
+    <w:p>
+      <w:r>
+        <w:drawing>
+          <wp:inline distT="0" distB="0" distL="0" distR="0" wp14:anchorId="1D3D8E8A" wp14:editId="71C88A12">
+            <wp:extent cx="5274310" cy="3289300"/>
+            <wp:effectExtent l="0" t="0" r="2540" b="6350"/>
+            <wp:docPr id="1816635783" name="圖片 1"/>
+            <wp:cNvGraphicFramePr>
+              <a:graphicFrameLocks xmlns:a="http://schemas.openxmlformats.org/drawingml/2006/main" noChangeAspect="1"/>
+            </wp:cNvGraphicFramePr>
+            <a:graphic xmlns:a="http://schemas.openxmlformats.org/drawingml/2006/main">
+              <a:graphicData uri="http://schemas.openxmlformats.org/drawingml/2006/picture">
+                <pic:pic xmlns:pic="http://schemas.openxmlformats.org/drawingml/2006/picture">
+                  <pic:nvPicPr>
+                    <pic:cNvPr id="1816635783" name=""/>
+                    <pic:cNvPicPr/>
+                  </pic:nvPicPr>
+                  <pic:blipFill>
+                    <a:blip r:embed="rId5"/>
+                    <a:stretch>
+                      <a:fillRect/>
+                    </a:stretch>
+                  </pic:blipFill>
+                  <pic:spPr>
+                    <a:xfrm>
+                      <a:off x="0" y="0"/>
+                      <a:ext cx="5274310" cy="3289300"/>
                     </a:xfrm>
                     <a:prstGeom prst="rect">
                       <a:avLst/>
@@ -44,14 +92,12 @@
     <w:p/>
     <w:p>
       <w:r>
-        <w:rPr>
-          <w:noProof/>
-        </w:rPr>
+        <w:lastRenderedPageBreak/>
         <w:drawing>
-          <wp:inline distT="0" distB="0" distL="0" distR="0" wp14:anchorId="016F4F6F" wp14:editId="43EE9896">
-            <wp:extent cx="5274310" cy="3519805"/>
-            <wp:effectExtent l="0" t="0" r="2540" b="4445"/>
-            <wp:docPr id="482860177" name="圖片 10" descr="新北市板橋區的安泰淞鶴診所爆發C型肝炎群聚感染事件。（郭吉銓攝）"/>
+          <wp:inline distT="0" distB="0" distL="0" distR="0" wp14:anchorId="0505B7E1" wp14:editId="476BF919">
+            <wp:extent cx="3715268" cy="3562847"/>
+            <wp:effectExtent l="0" t="0" r="0" b="0"/>
+            <wp:docPr id="356944811" name="圖片 1"/>
             <wp:cNvGraphicFramePr>
               <a:graphicFrameLocks xmlns:a="http://schemas.openxmlformats.org/drawingml/2006/main" noChangeAspect="1"/>
             </wp:cNvGraphicFramePr>
@@ -59,118 +105,7 @@
               <a:graphicData uri="http://schemas.openxmlformats.org/drawingml/2006/picture">
                 <pic:pic xmlns:pic="http://schemas.openxmlformats.org/drawingml/2006/picture">
                   <pic:nvPicPr>
-                    <pic:cNvPr id="0" name="Picture 34" descr="新北市板橋區的安泰淞鶴診所爆發C型肝炎群聚感染事件。（郭吉銓攝）"/>
-                    <pic:cNvPicPr>
-                      <a:picLocks noChangeAspect="1" noChangeArrowheads="1"/>
-                    </pic:cNvPicPr>
-                  </pic:nvPicPr>
-                  <pic:blipFill>
-                    <a:blip r:embed="rId5">
-                      <a:extLst>
-                        <a:ext uri="{28A0092B-C50C-407E-A947-70E740481C1C}">
-                          <a14:useLocalDpi xmlns:a14="http://schemas.microsoft.com/office/drawing/2010/main" val="0"/>
-                        </a:ext>
-                      </a:extLst>
-                    </a:blip>
-                    <a:srcRect/>
-                    <a:stretch>
-                      <a:fillRect/>
-                    </a:stretch>
-                  </pic:blipFill>
-                  <pic:spPr bwMode="auto">
-                    <a:xfrm>
-                      <a:off x="0" y="0"/>
-                      <a:ext cx="5274310" cy="3519805"/>
-                    </a:xfrm>
-                    <a:prstGeom prst="rect">
-                      <a:avLst/>
-                    </a:prstGeom>
-                    <a:noFill/>
-                    <a:ln>
-                      <a:noFill/>
-                    </a:ln>
-                  </pic:spPr>
-                </pic:pic>
-              </a:graphicData>
-            </a:graphic>
-          </wp:inline>
-        </w:drawing>
-      </w:r>
-    </w:p>
-    <w:p>
-      <w:r>
-        <w:t>新北市板橋區的安泰淞鶴診所爆發</w:t>
-      </w:r>
-      <w:r>
-        <w:t>C</w:t>
-      </w:r>
-      <w:r>
-        <w:t>型肝炎群聚感染事件</w:t>
-      </w:r>
-    </w:p>
-    <w:p/>
-    <w:p>
-      <w:r>
-        <w:t>打營養針害</w:t>
-      </w:r>
-      <w:r>
-        <w:t>11</w:t>
-      </w:r>
-      <w:r>
-        <w:t>人染</w:t>
-      </w:r>
-      <w:r>
-        <w:t>C</w:t>
-      </w:r>
-      <w:r>
-        <w:t>肝</w:t>
-      </w:r>
-      <w:r>
-        <w:t xml:space="preserve"> </w:t>
-      </w:r>
-      <w:r>
-        <w:t>怎防？醫喊見「</w:t>
-      </w:r>
-      <w:r>
-        <w:t>1</w:t>
-      </w:r>
-      <w:r>
-        <w:t>動作」秒拒絕</w:t>
-      </w:r>
-    </w:p>
-    <w:p>
-      <w:pPr>
-        <w:rPr>
-          <w:rFonts w:hint="eastAsia"/>
-        </w:rPr>
-      </w:pPr>
-      <w:r>
-        <w:lastRenderedPageBreak/>
-        <w:t>民眾若發現醫護未當場拆封一次性使用的無菌針具，應果斷拒絕接受處置。</w:t>
-      </w:r>
-    </w:p>
-    <w:p/>
-    <w:p/>
-    <w:p>
-      <w:pPr>
-        <w:rPr>
-          <w:rFonts w:hint="eastAsia"/>
-        </w:rPr>
-      </w:pPr>
-      <w:r>
-        <w:drawing>
-          <wp:inline distT="0" distB="0" distL="0" distR="0" wp14:anchorId="21C47949" wp14:editId="096D9BB2">
-            <wp:extent cx="3867690" cy="3534268"/>
-            <wp:effectExtent l="0" t="0" r="0" b="9525"/>
-            <wp:docPr id="1867012916" name="圖片 1"/>
-            <wp:cNvGraphicFramePr>
-              <a:graphicFrameLocks xmlns:a="http://schemas.openxmlformats.org/drawingml/2006/main" noChangeAspect="1"/>
-            </wp:cNvGraphicFramePr>
-            <a:graphic xmlns:a="http://schemas.openxmlformats.org/drawingml/2006/main">
-              <a:graphicData uri="http://schemas.openxmlformats.org/drawingml/2006/picture">
-                <pic:pic xmlns:pic="http://schemas.openxmlformats.org/drawingml/2006/picture">
-                  <pic:nvPicPr>
-                    <pic:cNvPr id="1867012916" name=""/>
+                    <pic:cNvPr id="356944811" name=""/>
                     <pic:cNvPicPr/>
                   </pic:nvPicPr>
                   <pic:blipFill>
@@ -182,7 +117,7 @@
                   <pic:spPr>
                     <a:xfrm>
                       <a:off x="0" y="0"/>
-                      <a:ext cx="3867690" cy="3534268"/>
+                      <a:ext cx="3715268" cy="3562847"/>
                     </a:xfrm>
                     <a:prstGeom prst="rect">
                       <a:avLst/>
@@ -194,6 +129,53 @@
           </wp:inline>
         </w:drawing>
       </w:r>
+    </w:p>
+    <w:p/>
+    <w:p>
+      <w:r>
+        <w:drawing>
+          <wp:inline distT="0" distB="0" distL="0" distR="0" wp14:anchorId="655B02F5" wp14:editId="6F8D6909">
+            <wp:extent cx="3696216" cy="3543795"/>
+            <wp:effectExtent l="0" t="0" r="0" b="0"/>
+            <wp:docPr id="2100371573" name="圖片 1"/>
+            <wp:cNvGraphicFramePr>
+              <a:graphicFrameLocks xmlns:a="http://schemas.openxmlformats.org/drawingml/2006/main" noChangeAspect="1"/>
+            </wp:cNvGraphicFramePr>
+            <a:graphic xmlns:a="http://schemas.openxmlformats.org/drawingml/2006/main">
+              <a:graphicData uri="http://schemas.openxmlformats.org/drawingml/2006/picture">
+                <pic:pic xmlns:pic="http://schemas.openxmlformats.org/drawingml/2006/picture">
+                  <pic:nvPicPr>
+                    <pic:cNvPr id="2100371573" name=""/>
+                    <pic:cNvPicPr/>
+                  </pic:nvPicPr>
+                  <pic:blipFill>
+                    <a:blip r:embed="rId7"/>
+                    <a:stretch>
+                      <a:fillRect/>
+                    </a:stretch>
+                  </pic:blipFill>
+                  <pic:spPr>
+                    <a:xfrm>
+                      <a:off x="0" y="0"/>
+                      <a:ext cx="3696216" cy="3543795"/>
+                    </a:xfrm>
+                    <a:prstGeom prst="rect">
+                      <a:avLst/>
+                    </a:prstGeom>
+                  </pic:spPr>
+                </pic:pic>
+              </a:graphicData>
+            </a:graphic>
+          </wp:inline>
+        </w:drawing>
+      </w:r>
+    </w:p>
+    <w:p>
+      <w:pPr>
+        <w:rPr>
+          <w:rFonts w:hint="eastAsia"/>
+        </w:rPr>
+      </w:pPr>
     </w:p>
     <w:sectPr>
       <w:pgSz w:w="11906" w:h="16838"/>

--- a/Doc1.docx
+++ b/Doc1.docx
@@ -4,11 +4,14 @@
   <w:body>
     <w:p>
       <w:r>
+        <w:rPr>
+          <w:noProof/>
+        </w:rPr>
         <w:drawing>
-          <wp:inline distT="0" distB="0" distL="0" distR="0" wp14:anchorId="40765718" wp14:editId="12EA5A9F">
-            <wp:extent cx="5274310" cy="3042285"/>
-            <wp:effectExtent l="0" t="0" r="2540" b="5715"/>
-            <wp:docPr id="1537542459" name="圖片 1"/>
+          <wp:inline distT="0" distB="0" distL="0" distR="0" wp14:anchorId="0FAC380B" wp14:editId="123287C1">
+            <wp:extent cx="5274310" cy="2877185"/>
+            <wp:effectExtent l="0" t="0" r="2540" b="0"/>
+            <wp:docPr id="203356500" name="圖片 1"/>
             <wp:cNvGraphicFramePr>
               <a:graphicFrameLocks xmlns:a="http://schemas.openxmlformats.org/drawingml/2006/main" noChangeAspect="1"/>
             </wp:cNvGraphicFramePr>
@@ -16,7 +19,7 @@
               <a:graphicData uri="http://schemas.openxmlformats.org/drawingml/2006/picture">
                 <pic:pic xmlns:pic="http://schemas.openxmlformats.org/drawingml/2006/picture">
                   <pic:nvPicPr>
-                    <pic:cNvPr id="1537542459" name=""/>
+                    <pic:cNvPr id="203356500" name=""/>
                     <pic:cNvPicPr/>
                   </pic:nvPicPr>
                   <pic:blipFill>
@@ -28,96 +31,7 @@
                   <pic:spPr>
                     <a:xfrm>
                       <a:off x="0" y="0"/>
-                      <a:ext cx="5274310" cy="3042285"/>
-                    </a:xfrm>
-                    <a:prstGeom prst="rect">
-                      <a:avLst/>
-                    </a:prstGeom>
-                  </pic:spPr>
-                </pic:pic>
-              </a:graphicData>
-            </a:graphic>
-          </wp:inline>
-        </w:drawing>
-      </w:r>
-    </w:p>
-    <w:p>
-      <w:r>
-        <w:rPr>
-          <w:rFonts w:hint="eastAsia"/>
-        </w:rPr>
-        <w:t>在淡水的藥局</w:t>
-      </w:r>
-    </w:p>
-    <w:p/>
-    <w:p>
-      <w:r>
-        <w:drawing>
-          <wp:inline distT="0" distB="0" distL="0" distR="0" wp14:anchorId="1D3D8E8A" wp14:editId="71C88A12">
-            <wp:extent cx="5274310" cy="3289300"/>
-            <wp:effectExtent l="0" t="0" r="2540" b="6350"/>
-            <wp:docPr id="1816635783" name="圖片 1"/>
-            <wp:cNvGraphicFramePr>
-              <a:graphicFrameLocks xmlns:a="http://schemas.openxmlformats.org/drawingml/2006/main" noChangeAspect="1"/>
-            </wp:cNvGraphicFramePr>
-            <a:graphic xmlns:a="http://schemas.openxmlformats.org/drawingml/2006/main">
-              <a:graphicData uri="http://schemas.openxmlformats.org/drawingml/2006/picture">
-                <pic:pic xmlns:pic="http://schemas.openxmlformats.org/drawingml/2006/picture">
-                  <pic:nvPicPr>
-                    <pic:cNvPr id="1816635783" name=""/>
-                    <pic:cNvPicPr/>
-                  </pic:nvPicPr>
-                  <pic:blipFill>
-                    <a:blip r:embed="rId5"/>
-                    <a:stretch>
-                      <a:fillRect/>
-                    </a:stretch>
-                  </pic:blipFill>
-                  <pic:spPr>
-                    <a:xfrm>
-                      <a:off x="0" y="0"/>
-                      <a:ext cx="5274310" cy="3289300"/>
-                    </a:xfrm>
-                    <a:prstGeom prst="rect">
-                      <a:avLst/>
-                    </a:prstGeom>
-                  </pic:spPr>
-                </pic:pic>
-              </a:graphicData>
-            </a:graphic>
-          </wp:inline>
-        </w:drawing>
-      </w:r>
-    </w:p>
-    <w:p/>
-    <w:p>
-      <w:r>
-        <w:lastRenderedPageBreak/>
-        <w:drawing>
-          <wp:inline distT="0" distB="0" distL="0" distR="0" wp14:anchorId="0505B7E1" wp14:editId="476BF919">
-            <wp:extent cx="3715268" cy="3562847"/>
-            <wp:effectExtent l="0" t="0" r="0" b="0"/>
-            <wp:docPr id="356944811" name="圖片 1"/>
-            <wp:cNvGraphicFramePr>
-              <a:graphicFrameLocks xmlns:a="http://schemas.openxmlformats.org/drawingml/2006/main" noChangeAspect="1"/>
-            </wp:cNvGraphicFramePr>
-            <a:graphic xmlns:a="http://schemas.openxmlformats.org/drawingml/2006/main">
-              <a:graphicData uri="http://schemas.openxmlformats.org/drawingml/2006/picture">
-                <pic:pic xmlns:pic="http://schemas.openxmlformats.org/drawingml/2006/picture">
-                  <pic:nvPicPr>
-                    <pic:cNvPr id="356944811" name=""/>
-                    <pic:cNvPicPr/>
-                  </pic:nvPicPr>
-                  <pic:blipFill>
-                    <a:blip r:embed="rId6"/>
-                    <a:stretch>
-                      <a:fillRect/>
-                    </a:stretch>
-                  </pic:blipFill>
-                  <pic:spPr>
-                    <a:xfrm>
-                      <a:off x="0" y="0"/>
-                      <a:ext cx="3715268" cy="3562847"/>
+                      <a:ext cx="5274310" cy="2877185"/>
                     </a:xfrm>
                     <a:prstGeom prst="rect">
                       <a:avLst/>
@@ -134,10 +48,10 @@
     <w:p>
       <w:r>
         <w:drawing>
-          <wp:inline distT="0" distB="0" distL="0" distR="0" wp14:anchorId="655B02F5" wp14:editId="6F8D6909">
-            <wp:extent cx="3696216" cy="3543795"/>
-            <wp:effectExtent l="0" t="0" r="0" b="0"/>
-            <wp:docPr id="2100371573" name="圖片 1"/>
+          <wp:inline distT="0" distB="0" distL="0" distR="0" wp14:anchorId="359AD9F6" wp14:editId="10A8955A">
+            <wp:extent cx="15499338" cy="9878804"/>
+            <wp:effectExtent l="0" t="0" r="7620" b="8255"/>
+            <wp:docPr id="1964629230" name="圖片 1"/>
             <wp:cNvGraphicFramePr>
               <a:graphicFrameLocks xmlns:a="http://schemas.openxmlformats.org/drawingml/2006/main" noChangeAspect="1"/>
             </wp:cNvGraphicFramePr>
@@ -145,11 +59,11 @@
               <a:graphicData uri="http://schemas.openxmlformats.org/drawingml/2006/picture">
                 <pic:pic xmlns:pic="http://schemas.openxmlformats.org/drawingml/2006/picture">
                   <pic:nvPicPr>
-                    <pic:cNvPr id="2100371573" name=""/>
+                    <pic:cNvPr id="1964629230" name=""/>
                     <pic:cNvPicPr/>
                   </pic:nvPicPr>
                   <pic:blipFill>
-                    <a:blip r:embed="rId7"/>
+                    <a:blip r:embed="rId5"/>
                     <a:stretch>
                       <a:fillRect/>
                     </a:stretch>
@@ -157,7 +71,7 @@
                   <pic:spPr>
                     <a:xfrm>
                       <a:off x="0" y="0"/>
-                      <a:ext cx="3696216" cy="3543795"/>
+                      <a:ext cx="15499338" cy="9878804"/>
                     </a:xfrm>
                     <a:prstGeom prst="rect">
                       <a:avLst/>
@@ -170,12 +84,101 @@
         </w:drawing>
       </w:r>
     </w:p>
+    <w:p/>
+    <w:p>
+      <w:r>
+        <w:rPr>
+          <w:noProof/>
+        </w:rPr>
+        <w:drawing>
+          <wp:inline distT="0" distB="0" distL="0" distR="0" wp14:anchorId="2243F186" wp14:editId="54459B9D">
+            <wp:extent cx="9753600" cy="6381750"/>
+            <wp:effectExtent l="0" t="0" r="0" b="0"/>
+            <wp:docPr id="1137603887" name="圖片 1" descr="謝金燕火辣穿搭曝光，幽默笑說「這個妹妹不可愛」。（圖／翻攝自IG @jeanniehsieh___bbb）"/>
+            <wp:cNvGraphicFramePr>
+              <a:graphicFrameLocks xmlns:a="http://schemas.openxmlformats.org/drawingml/2006/main" noChangeAspect="1"/>
+            </wp:cNvGraphicFramePr>
+            <a:graphic xmlns:a="http://schemas.openxmlformats.org/drawingml/2006/main">
+              <a:graphicData uri="http://schemas.openxmlformats.org/drawingml/2006/picture">
+                <pic:pic xmlns:pic="http://schemas.openxmlformats.org/drawingml/2006/picture">
+                  <pic:nvPicPr>
+                    <pic:cNvPr id="0" name="Picture 1" descr="謝金燕火辣穿搭曝光，幽默笑說「這個妹妹不可愛」。（圖／翻攝自IG @jeanniehsieh___bbb）"/>
+                    <pic:cNvPicPr>
+                      <a:picLocks noChangeAspect="1" noChangeArrowheads="1"/>
+                    </pic:cNvPicPr>
+                  </pic:nvPicPr>
+                  <pic:blipFill>
+                    <a:blip r:embed="rId6">
+                      <a:extLst>
+                        <a:ext uri="{28A0092B-C50C-407E-A947-70E740481C1C}">
+                          <a14:useLocalDpi xmlns:a14="http://schemas.microsoft.com/office/drawing/2010/main" val="0"/>
+                        </a:ext>
+                      </a:extLst>
+                    </a:blip>
+                    <a:srcRect/>
+                    <a:stretch>
+                      <a:fillRect/>
+                    </a:stretch>
+                  </pic:blipFill>
+                  <pic:spPr bwMode="auto">
+                    <a:xfrm>
+                      <a:off x="0" y="0"/>
+                      <a:ext cx="9753600" cy="6381750"/>
+                    </a:xfrm>
+                    <a:prstGeom prst="rect">
+                      <a:avLst/>
+                    </a:prstGeom>
+                    <a:noFill/>
+                    <a:ln>
+                      <a:noFill/>
+                    </a:ln>
+                  </pic:spPr>
+                </pic:pic>
+              </a:graphicData>
+            </a:graphic>
+          </wp:inline>
+        </w:drawing>
+      </w:r>
+    </w:p>
+    <w:p>
+      <w:r>
+        <w:t>這是可以免費看的嗎？</w:t>
+      </w:r>
+      <w:r>
+        <w:t>51</w:t>
+      </w:r>
+      <w:r>
+        <w:t>歲謝金燕「妹妹」尺度開到最大</w:t>
+      </w:r>
+    </w:p>
+    <w:p/>
     <w:p>
       <w:pPr>
         <w:rPr>
           <w:rFonts w:hint="eastAsia"/>
         </w:rPr>
       </w:pPr>
+      <w:r>
+        <w:t>現年</w:t>
+      </w:r>
+      <w:r>
+        <w:t>51</w:t>
+      </w:r>
+      <w:r>
+        <w:t>歲的謝金燕過去就經常因凍齡外貌受到關注，身高</w:t>
+      </w:r>
+      <w:r>
+        <w:t>170</w:t>
+      </w:r>
+      <w:r>
+        <w:t>公分、體重約</w:t>
+      </w:r>
+      <w:r>
+        <w:t>45</w:t>
+      </w:r>
+      <w:r>
+        <w:t>公斤上下的纖細身形，加上修長美腿與腹肌線條，長年維持良好體態被粉絲視為演藝圈「凍齡代表」</w:t>
+      </w:r>
     </w:p>
     <w:sectPr>
       <w:pgSz w:w="11906" w:h="16838"/>

--- a/Doc1.docx
+++ b/Doc1.docx
@@ -153,11 +153,6 @@
     </w:p>
     <w:p/>
     <w:p>
-      <w:pPr>
-        <w:rPr>
-          <w:rFonts w:hint="eastAsia"/>
-        </w:rPr>
-      </w:pPr>
       <w:r>
         <w:t>現年</w:t>
       </w:r>
@@ -178,6 +173,18 @@
       </w:r>
       <w:r>
         <w:t>公斤上下的纖細身形，加上修長美腿與腹肌線條，長年維持良好體態被粉絲視為演藝圈「凍齡代表」</w:t>
+      </w:r>
+    </w:p>
+    <w:p/>
+    <w:p/>
+    <w:p>
+      <w:pPr>
+        <w:rPr>
+          <w:rFonts w:hint="eastAsia"/>
+        </w:rPr>
+      </w:pPr>
+      <w:r>
+        <w:t>https://1DR500@dev.azure.com/1DR500/DDPM/_git/InstallShield</w:t>
       </w:r>
     </w:p>
     <w:sectPr>

--- a/Doc1.docx
+++ b/Doc1.docx
@@ -8,10 +8,10 @@
           <w:noProof/>
         </w:rPr>
         <w:drawing>
-          <wp:inline distT="0" distB="0" distL="0" distR="0" wp14:anchorId="0FAC380B" wp14:editId="123287C1">
-            <wp:extent cx="5274310" cy="2877185"/>
-            <wp:effectExtent l="0" t="0" r="2540" b="0"/>
-            <wp:docPr id="203356500" name="圖片 1"/>
+          <wp:inline distT="0" distB="0" distL="0" distR="0" wp14:anchorId="1A260872" wp14:editId="401ECFE9">
+            <wp:extent cx="6658904" cy="6068272"/>
+            <wp:effectExtent l="0" t="0" r="8890" b="8890"/>
+            <wp:docPr id="2039184918" name="圖片 1"/>
             <wp:cNvGraphicFramePr>
               <a:graphicFrameLocks xmlns:a="http://schemas.openxmlformats.org/drawingml/2006/main" noChangeAspect="1"/>
             </wp:cNvGraphicFramePr>
@@ -19,7 +19,7 @@
               <a:graphicData uri="http://schemas.openxmlformats.org/drawingml/2006/picture">
                 <pic:pic xmlns:pic="http://schemas.openxmlformats.org/drawingml/2006/picture">
                   <pic:nvPicPr>
-                    <pic:cNvPr id="203356500" name=""/>
+                    <pic:cNvPr id="2039184918" name=""/>
                     <pic:cNvPicPr/>
                   </pic:nvPicPr>
                   <pic:blipFill>
@@ -31,7 +31,7 @@
                   <pic:spPr>
                     <a:xfrm>
                       <a:off x="0" y="0"/>
-                      <a:ext cx="5274310" cy="2877185"/>
+                      <a:ext cx="6658904" cy="6068272"/>
                     </a:xfrm>
                     <a:prstGeom prst="rect">
                       <a:avLst/>
@@ -48,10 +48,10 @@
     <w:p>
       <w:r>
         <w:drawing>
-          <wp:inline distT="0" distB="0" distL="0" distR="0" wp14:anchorId="359AD9F6" wp14:editId="10A8955A">
-            <wp:extent cx="15499338" cy="9878804"/>
-            <wp:effectExtent l="0" t="0" r="7620" b="8255"/>
-            <wp:docPr id="1964629230" name="圖片 1"/>
+          <wp:inline distT="0" distB="0" distL="0" distR="0" wp14:anchorId="2211FDFC" wp14:editId="27497B13">
+            <wp:extent cx="13089177" cy="10393225"/>
+            <wp:effectExtent l="0" t="0" r="0" b="8255"/>
+            <wp:docPr id="557703062" name="圖片 1"/>
             <wp:cNvGraphicFramePr>
               <a:graphicFrameLocks xmlns:a="http://schemas.openxmlformats.org/drawingml/2006/main" noChangeAspect="1"/>
             </wp:cNvGraphicFramePr>
@@ -59,7 +59,7 @@
               <a:graphicData uri="http://schemas.openxmlformats.org/drawingml/2006/picture">
                 <pic:pic xmlns:pic="http://schemas.openxmlformats.org/drawingml/2006/picture">
                   <pic:nvPicPr>
-                    <pic:cNvPr id="1964629230" name=""/>
+                    <pic:cNvPr id="557703062" name=""/>
                     <pic:cNvPicPr/>
                   </pic:nvPicPr>
                   <pic:blipFill>
@@ -71,7 +71,7 @@
                   <pic:spPr>
                     <a:xfrm>
                       <a:off x="0" y="0"/>
-                      <a:ext cx="15499338" cy="9878804"/>
+                      <a:ext cx="13089177" cy="10393225"/>
                     </a:xfrm>
                     <a:prstGeom prst="rect">
                       <a:avLst/>
@@ -87,14 +87,11 @@
     <w:p/>
     <w:p>
       <w:r>
-        <w:rPr>
-          <w:noProof/>
-        </w:rPr>
         <w:drawing>
-          <wp:inline distT="0" distB="0" distL="0" distR="0" wp14:anchorId="2243F186" wp14:editId="54459B9D">
-            <wp:extent cx="9753600" cy="6381750"/>
-            <wp:effectExtent l="0" t="0" r="0" b="0"/>
-            <wp:docPr id="1137603887" name="圖片 1" descr="謝金燕火辣穿搭曝光，幽默笑說「這個妹妹不可愛」。（圖／翻攝自IG @jeanniehsieh___bbb）"/>
+          <wp:inline distT="0" distB="0" distL="0" distR="0" wp14:anchorId="239FDBA8" wp14:editId="46BA86E2">
+            <wp:extent cx="3924848" cy="3629532"/>
+            <wp:effectExtent l="0" t="0" r="0" b="9525"/>
+            <wp:docPr id="2110677810" name="圖片 1"/>
             <wp:cNvGraphicFramePr>
               <a:graphicFrameLocks xmlns:a="http://schemas.openxmlformats.org/drawingml/2006/main" noChangeAspect="1"/>
             </wp:cNvGraphicFramePr>
@@ -102,36 +99,63 @@
               <a:graphicData uri="http://schemas.openxmlformats.org/drawingml/2006/picture">
                 <pic:pic xmlns:pic="http://schemas.openxmlformats.org/drawingml/2006/picture">
                   <pic:nvPicPr>
-                    <pic:cNvPr id="0" name="Picture 1" descr="謝金燕火辣穿搭曝光，幽默笑說「這個妹妹不可愛」。（圖／翻攝自IG @jeanniehsieh___bbb）"/>
-                    <pic:cNvPicPr>
-                      <a:picLocks noChangeAspect="1" noChangeArrowheads="1"/>
-                    </pic:cNvPicPr>
+                    <pic:cNvPr id="2110677810" name=""/>
+                    <pic:cNvPicPr/>
                   </pic:nvPicPr>
                   <pic:blipFill>
-                    <a:blip r:embed="rId6">
-                      <a:extLst>
-                        <a:ext uri="{28A0092B-C50C-407E-A947-70E740481C1C}">
-                          <a14:useLocalDpi xmlns:a14="http://schemas.microsoft.com/office/drawing/2010/main" val="0"/>
-                        </a:ext>
-                      </a:extLst>
-                    </a:blip>
-                    <a:srcRect/>
+                    <a:blip r:embed="rId6"/>
                     <a:stretch>
                       <a:fillRect/>
                     </a:stretch>
                   </pic:blipFill>
-                  <pic:spPr bwMode="auto">
+                  <pic:spPr>
                     <a:xfrm>
                       <a:off x="0" y="0"/>
-                      <a:ext cx="9753600" cy="6381750"/>
+                      <a:ext cx="3924848" cy="3629532"/>
                     </a:xfrm>
                     <a:prstGeom prst="rect">
                       <a:avLst/>
                     </a:prstGeom>
-                    <a:noFill/>
-                    <a:ln>
-                      <a:noFill/>
-                    </a:ln>
+                  </pic:spPr>
+                </pic:pic>
+              </a:graphicData>
+            </a:graphic>
+          </wp:inline>
+        </w:drawing>
+      </w:r>
+    </w:p>
+    <w:p/>
+    <w:p>
+      <w:r>
+        <w:drawing>
+          <wp:inline distT="0" distB="0" distL="0" distR="0" wp14:anchorId="33C974F8" wp14:editId="52991427">
+            <wp:extent cx="3581900" cy="3524742"/>
+            <wp:effectExtent l="0" t="0" r="0" b="0"/>
+            <wp:docPr id="340014593" name="圖片 1"/>
+            <wp:cNvGraphicFramePr>
+              <a:graphicFrameLocks xmlns:a="http://schemas.openxmlformats.org/drawingml/2006/main" noChangeAspect="1"/>
+            </wp:cNvGraphicFramePr>
+            <a:graphic xmlns:a="http://schemas.openxmlformats.org/drawingml/2006/main">
+              <a:graphicData uri="http://schemas.openxmlformats.org/drawingml/2006/picture">
+                <pic:pic xmlns:pic="http://schemas.openxmlformats.org/drawingml/2006/picture">
+                  <pic:nvPicPr>
+                    <pic:cNvPr id="340014593" name=""/>
+                    <pic:cNvPicPr/>
+                  </pic:nvPicPr>
+                  <pic:blipFill>
+                    <a:blip r:embed="rId7"/>
+                    <a:stretch>
+                      <a:fillRect/>
+                    </a:stretch>
+                  </pic:blipFill>
+                  <pic:spPr>
+                    <a:xfrm>
+                      <a:off x="0" y="0"/>
+                      <a:ext cx="3581900" cy="3524742"/>
+                    </a:xfrm>
+                    <a:prstGeom prst="rect">
+                      <a:avLst/>
+                    </a:prstGeom>
                   </pic:spPr>
                 </pic:pic>
               </a:graphicData>
@@ -141,51 +165,18 @@
       </w:r>
     </w:p>
     <w:p>
-      <w:r>
-        <w:t>這是可以免費看的嗎？</w:t>
-      </w:r>
-      <w:r>
-        <w:t>51</w:t>
-      </w:r>
-      <w:r>
-        <w:t>歲謝金燕「妹妹」尺度開到最大</w:t>
-      </w:r>
+      <w:pPr>
+        <w:rPr>
+          <w:rFonts w:hint="eastAsia"/>
+        </w:rPr>
+      </w:pPr>
     </w:p>
-    <w:p/>
-    <w:p>
-      <w:r>
-        <w:t>現年</w:t>
-      </w:r>
-      <w:r>
-        <w:t>51</w:t>
-      </w:r>
-      <w:r>
-        <w:t>歲的謝金燕過去就經常因凍齡外貌受到關注，身高</w:t>
-      </w:r>
-      <w:r>
-        <w:t>170</w:t>
-      </w:r>
-      <w:r>
-        <w:t>公分、體重約</w:t>
-      </w:r>
-      <w:r>
-        <w:t>45</w:t>
-      </w:r>
-      <w:r>
-        <w:t>公斤上下的纖細身形，加上修長美腿與腹肌線條，長年維持良好體態被粉絲視為演藝圈「凍齡代表」</w:t>
-      </w:r>
-    </w:p>
-    <w:p/>
-    <w:p/>
     <w:p>
       <w:pPr>
         <w:rPr>
           <w:rFonts w:hint="eastAsia"/>
         </w:rPr>
       </w:pPr>
-      <w:r>
-        <w:t>https://1DR500@dev.azure.com/1DR500/DDPM/_git/InstallShield</w:t>
-      </w:r>
     </w:p>
     <w:sectPr>
       <w:pgSz w:w="11906" w:h="16838"/>
@@ -802,6 +793,7 @@
   <w:style w:type="character" w:default="1" w:styleId="a0">
     <w:name w:val="Default Paragraph Font"/>
     <w:uiPriority w:val="1"/>
+    <w:semiHidden/>
     <w:unhideWhenUsed/>
   </w:style>
   <w:style w:type="table" w:default="1" w:styleId="a1">

--- a/Doc1.docx
+++ b/Doc1.docx
@@ -3,15 +3,19 @@
 <w:document xmlns:wpc="http://schemas.microsoft.com/office/word/2010/wordprocessingCanvas" xmlns:cx="http://schemas.microsoft.com/office/drawing/2014/chartex" xmlns:cx1="http://schemas.microsoft.com/office/drawing/2015/9/8/chartex" xmlns:cx2="http://schemas.microsoft.com/office/drawing/2015/10/21/chartex" xmlns:cx3="http://schemas.microsoft.com/office/drawing/2016/5/9/chartex" xmlns:cx4="http://schemas.microsoft.com/office/drawing/2016/5/10/chartex" xmlns:cx5="http://schemas.microsoft.com/office/drawing/2016/5/11/chartex" xmlns:cx6="http://schemas.microsoft.com/office/drawing/2016/5/12/chartex" xmlns:cx7="http://schemas.microsoft.com/office/drawing/2016/5/13/chartex" xmlns:cx8="http://schemas.microsoft.com/office/drawing/2016/5/14/chartex" xmlns:mc="http://schemas.openxmlformats.org/markup-compatibility/2006" xmlns:aink="http://schemas.microsoft.com/office/drawing/2016/ink" xmlns:am3d="http://schemas.microsoft.com/office/drawing/2017/model3d" xmlns:o="urn:schemas-microsoft-com:office:office" xmlns:oel="http://schemas.microsoft.com/office/2019/extlst" xmlns:r="http://schemas.openxmlformats.org/officeDocument/2006/relationships" xmlns:m="http://schemas.openxmlformats.org/officeDocument/2006/math" xmlns:v="urn:schemas-microsoft-com:vml" xmlns:wp14="http://schemas.microsoft.com/office/word/2010/wordprocessingDrawing" xmlns:wp="http://schemas.openxmlformats.org/drawingml/2006/wordprocessingDrawing" xmlns:w10="urn:schemas-microsoft-com:office:word" xmlns:w="http://schemas.openxmlformats.org/wordprocessingml/2006/main" xmlns:w14="http://schemas.microsoft.com/office/word/2010/wordml" xmlns:w15="http://schemas.microsoft.com/office/word/2012/wordml" xmlns:w16cei="http://schemas.microsoft.com/office/word/2026/wordml/cei" xmlns:w16cex="http://schemas.microsoft.com/office/word/2018/wordml/cex" xmlns:w16cid="http://schemas.microsoft.com/office/word/2016/wordml/cid" xmlns:w16="http://schemas.microsoft.com/office/word/2018/wordml" xmlns:w16du="http://schemas.microsoft.com/office/word/2023/wordml/word16du" xmlns:w16sdtdh="http://schemas.microsoft.com/office/word/2020/wordml/sdtdatahash" xmlns:w16sdtfl="http://schemas.microsoft.com/office/word/2024/wordml/sdtformatlock" xmlns:w16se="http://schemas.microsoft.com/office/word/2015/wordml/symex" xmlns:wpg="http://schemas.microsoft.com/office/word/2010/wordprocessingGroup" xmlns:wpi="http://schemas.microsoft.com/office/word/2010/wordprocessingInk" xmlns:wne="http://schemas.microsoft.com/office/word/2006/wordml" xmlns:wps="http://schemas.microsoft.com/office/word/2010/wordprocessingShape" mc:Ignorable="w14 w15 w16se w16cid w16 w16cex w16sdtdh w16sdtfl w16du wp14">
   <w:body>
     <w:p>
+      <w:pPr>
+        <w:rPr>
+          <w:rFonts w:hint="eastAsia"/>
+        </w:rPr>
+      </w:pPr>
+    </w:p>
+    <w:p>
       <w:r>
-        <w:rPr>
-          <w:noProof/>
-        </w:rPr>
         <w:drawing>
-          <wp:inline distT="0" distB="0" distL="0" distR="0" wp14:anchorId="1A260872" wp14:editId="401ECFE9">
-            <wp:extent cx="6658904" cy="6068272"/>
-            <wp:effectExtent l="0" t="0" r="8890" b="8890"/>
-            <wp:docPr id="2039184918" name="圖片 1"/>
+          <wp:inline distT="0" distB="0" distL="0" distR="0" wp14:anchorId="33AA9F79" wp14:editId="33B4A519">
+            <wp:extent cx="3581900" cy="3391373"/>
+            <wp:effectExtent l="0" t="0" r="0" b="0"/>
+            <wp:docPr id="960184236" name="圖片 1"/>
             <wp:cNvGraphicFramePr>
               <a:graphicFrameLocks xmlns:a="http://schemas.openxmlformats.org/drawingml/2006/main" noChangeAspect="1"/>
             </wp:cNvGraphicFramePr>
@@ -19,11 +23,11 @@
               <a:graphicData uri="http://schemas.openxmlformats.org/drawingml/2006/picture">
                 <pic:pic xmlns:pic="http://schemas.openxmlformats.org/drawingml/2006/picture">
                   <pic:nvPicPr>
-                    <pic:cNvPr id="2039184918" name=""/>
+                    <pic:cNvPr id="960184236" name=""/>
                     <pic:cNvPicPr/>
                   </pic:nvPicPr>
                   <pic:blipFill>
-                    <a:blip r:embed="rId4"/>
+                    <a:blip r:embed="rId6"/>
                     <a:stretch>
                       <a:fillRect/>
                     </a:stretch>
@@ -31,7 +35,7 @@
                   <pic:spPr>
                     <a:xfrm>
                       <a:off x="0" y="0"/>
-                      <a:ext cx="6658904" cy="6068272"/>
+                      <a:ext cx="3581900" cy="3391373"/>
                     </a:xfrm>
                     <a:prstGeom prst="rect">
                       <a:avLst/>
@@ -44,14 +48,13 @@
         </w:drawing>
       </w:r>
     </w:p>
-    <w:p/>
     <w:p>
       <w:r>
         <w:drawing>
-          <wp:inline distT="0" distB="0" distL="0" distR="0" wp14:anchorId="2211FDFC" wp14:editId="27497B13">
-            <wp:extent cx="13089177" cy="10393225"/>
-            <wp:effectExtent l="0" t="0" r="0" b="8255"/>
-            <wp:docPr id="557703062" name="圖片 1"/>
+          <wp:inline distT="0" distB="0" distL="0" distR="0" wp14:anchorId="7942E709" wp14:editId="16A64646">
+            <wp:extent cx="3829584" cy="3562847"/>
+            <wp:effectExtent l="0" t="0" r="0" b="0"/>
+            <wp:docPr id="1767364932" name="圖片 1"/>
             <wp:cNvGraphicFramePr>
               <a:graphicFrameLocks xmlns:a="http://schemas.openxmlformats.org/drawingml/2006/main" noChangeAspect="1"/>
             </wp:cNvGraphicFramePr>
@@ -59,87 +62,7 @@
               <a:graphicData uri="http://schemas.openxmlformats.org/drawingml/2006/picture">
                 <pic:pic xmlns:pic="http://schemas.openxmlformats.org/drawingml/2006/picture">
                   <pic:nvPicPr>
-                    <pic:cNvPr id="557703062" name=""/>
-                    <pic:cNvPicPr/>
-                  </pic:nvPicPr>
-                  <pic:blipFill>
-                    <a:blip r:embed="rId5"/>
-                    <a:stretch>
-                      <a:fillRect/>
-                    </a:stretch>
-                  </pic:blipFill>
-                  <pic:spPr>
-                    <a:xfrm>
-                      <a:off x="0" y="0"/>
-                      <a:ext cx="13089177" cy="10393225"/>
-                    </a:xfrm>
-                    <a:prstGeom prst="rect">
-                      <a:avLst/>
-                    </a:prstGeom>
-                  </pic:spPr>
-                </pic:pic>
-              </a:graphicData>
-            </a:graphic>
-          </wp:inline>
-        </w:drawing>
-      </w:r>
-    </w:p>
-    <w:p/>
-    <w:p>
-      <w:r>
-        <w:drawing>
-          <wp:inline distT="0" distB="0" distL="0" distR="0" wp14:anchorId="239FDBA8" wp14:editId="46BA86E2">
-            <wp:extent cx="3924848" cy="3629532"/>
-            <wp:effectExtent l="0" t="0" r="0" b="9525"/>
-            <wp:docPr id="2110677810" name="圖片 1"/>
-            <wp:cNvGraphicFramePr>
-              <a:graphicFrameLocks xmlns:a="http://schemas.openxmlformats.org/drawingml/2006/main" noChangeAspect="1"/>
-            </wp:cNvGraphicFramePr>
-            <a:graphic xmlns:a="http://schemas.openxmlformats.org/drawingml/2006/main">
-              <a:graphicData uri="http://schemas.openxmlformats.org/drawingml/2006/picture">
-                <pic:pic xmlns:pic="http://schemas.openxmlformats.org/drawingml/2006/picture">
-                  <pic:nvPicPr>
-                    <pic:cNvPr id="2110677810" name=""/>
-                    <pic:cNvPicPr/>
-                  </pic:nvPicPr>
-                  <pic:blipFill>
-                    <a:blip r:embed="rId6"/>
-                    <a:stretch>
-                      <a:fillRect/>
-                    </a:stretch>
-                  </pic:blipFill>
-                  <pic:spPr>
-                    <a:xfrm>
-                      <a:off x="0" y="0"/>
-                      <a:ext cx="3924848" cy="3629532"/>
-                    </a:xfrm>
-                    <a:prstGeom prst="rect">
-                      <a:avLst/>
-                    </a:prstGeom>
-                  </pic:spPr>
-                </pic:pic>
-              </a:graphicData>
-            </a:graphic>
-          </wp:inline>
-        </w:drawing>
-      </w:r>
-    </w:p>
-    <w:p/>
-    <w:p>
-      <w:r>
-        <w:drawing>
-          <wp:inline distT="0" distB="0" distL="0" distR="0" wp14:anchorId="33C974F8" wp14:editId="52991427">
-            <wp:extent cx="3581900" cy="3524742"/>
-            <wp:effectExtent l="0" t="0" r="0" b="0"/>
-            <wp:docPr id="340014593" name="圖片 1"/>
-            <wp:cNvGraphicFramePr>
-              <a:graphicFrameLocks xmlns:a="http://schemas.openxmlformats.org/drawingml/2006/main" noChangeAspect="1"/>
-            </wp:cNvGraphicFramePr>
-            <a:graphic xmlns:a="http://schemas.openxmlformats.org/drawingml/2006/main">
-              <a:graphicData uri="http://schemas.openxmlformats.org/drawingml/2006/picture">
-                <pic:pic xmlns:pic="http://schemas.openxmlformats.org/drawingml/2006/picture">
-                  <pic:nvPicPr>
-                    <pic:cNvPr id="340014593" name=""/>
+                    <pic:cNvPr id="1767364932" name=""/>
                     <pic:cNvPicPr/>
                   </pic:nvPicPr>
                   <pic:blipFill>
@@ -151,7 +74,7 @@
                   <pic:spPr>
                     <a:xfrm>
                       <a:off x="0" y="0"/>
-                      <a:ext cx="3581900" cy="3524742"/>
+                      <a:ext cx="3829584" cy="3562847"/>
                     </a:xfrm>
                     <a:prstGeom prst="rect">
                       <a:avLst/>
@@ -171,13 +94,6 @@
         </w:rPr>
       </w:pPr>
     </w:p>
-    <w:p>
-      <w:pPr>
-        <w:rPr>
-          <w:rFonts w:hint="eastAsia"/>
-        </w:rPr>
-      </w:pPr>
-    </w:p>
     <w:sectPr>
       <w:pgSz w:w="11906" w:h="16838"/>
       <w:pgMar w:top="1440" w:right="1800" w:bottom="1440" w:left="1800" w:header="851" w:footer="992" w:gutter="0"/>
@@ -186,6 +102,56 @@
     </w:sectPr>
   </w:body>
 </w:document>
+</file>
+
+<file path=word/endnotes.xml><?xml version="1.0" encoding="utf-8"?>
+<w:endnotes xmlns:wpc="http://schemas.microsoft.com/office/word/2010/wordprocessingCanvas" xmlns:cx="http://schemas.microsoft.com/office/drawing/2014/chartex" xmlns:cx1="http://schemas.microsoft.com/office/drawing/2015/9/8/chartex" xmlns:cx2="http://schemas.microsoft.com/office/drawing/2015/10/21/chartex" xmlns:cx3="http://schemas.microsoft.com/office/drawing/2016/5/9/chartex" xmlns:cx4="http://schemas.microsoft.com/office/drawing/2016/5/10/chartex" xmlns:cx5="http://schemas.microsoft.com/office/drawing/2016/5/11/chartex" xmlns:cx6="http://schemas.microsoft.com/office/drawing/2016/5/12/chartex" xmlns:cx7="http://schemas.microsoft.com/office/drawing/2016/5/13/chartex" xmlns:cx8="http://schemas.microsoft.com/office/drawing/2016/5/14/chartex" xmlns:mc="http://schemas.openxmlformats.org/markup-compatibility/2006" xmlns:aink="http://schemas.microsoft.com/office/drawing/2016/ink" xmlns:am3d="http://schemas.microsoft.com/office/drawing/2017/model3d" xmlns:o="urn:schemas-microsoft-com:office:office" xmlns:oel="http://schemas.microsoft.com/office/2019/extlst" xmlns:r="http://schemas.openxmlformats.org/officeDocument/2006/relationships" xmlns:m="http://schemas.openxmlformats.org/officeDocument/2006/math" xmlns:v="urn:schemas-microsoft-com:vml" xmlns:wp14="http://schemas.microsoft.com/office/word/2010/wordprocessingDrawing" xmlns:wp="http://schemas.openxmlformats.org/drawingml/2006/wordprocessingDrawing" xmlns:w10="urn:schemas-microsoft-com:office:word" xmlns:w="http://schemas.openxmlformats.org/wordprocessingml/2006/main" xmlns:w14="http://schemas.microsoft.com/office/word/2010/wordml" xmlns:w15="http://schemas.microsoft.com/office/word/2012/wordml" xmlns:w16cei="http://schemas.microsoft.com/office/word/2026/wordml/cei" xmlns:w16cex="http://schemas.microsoft.com/office/word/2018/wordml/cex" xmlns:w16cid="http://schemas.microsoft.com/office/word/2016/wordml/cid" xmlns:w16="http://schemas.microsoft.com/office/word/2018/wordml" xmlns:w16du="http://schemas.microsoft.com/office/word/2023/wordml/word16du" xmlns:w16sdtdh="http://schemas.microsoft.com/office/word/2020/wordml/sdtdatahash" xmlns:w16sdtfl="http://schemas.microsoft.com/office/word/2024/wordml/sdtformatlock" xmlns:w16se="http://schemas.microsoft.com/office/word/2015/wordml/symex" xmlns:wpg="http://schemas.microsoft.com/office/word/2010/wordprocessingGroup" xmlns:wpi="http://schemas.microsoft.com/office/word/2010/wordprocessingInk" xmlns:wne="http://schemas.microsoft.com/office/word/2006/wordml" xmlns:wps="http://schemas.microsoft.com/office/word/2010/wordprocessingShape" mc:Ignorable="w14 w15 w16se w16cid w16 w16cex w16sdtdh w16sdtfl w16du wp14">
+  <w:endnote w:type="separator" w:id="-1">
+    <w:p>
+      <w:pPr>
+        <w:spacing w:after="0" w:line="240" w:lineRule="auto"/>
+      </w:pPr>
+      <w:r>
+        <w:separator/>
+      </w:r>
+    </w:p>
+  </w:endnote>
+  <w:endnote w:type="continuationSeparator" w:id="0">
+    <w:p>
+      <w:pPr>
+        <w:spacing w:after="0" w:line="240" w:lineRule="auto"/>
+      </w:pPr>
+      <w:r>
+        <w:continuationSeparator/>
+      </w:r>
+    </w:p>
+  </w:endnote>
+</w:endnotes>
+</file>
+
+<file path=word/footnotes.xml><?xml version="1.0" encoding="utf-8"?>
+<w:footnotes xmlns:wpc="http://schemas.microsoft.com/office/word/2010/wordprocessingCanvas" xmlns:cx="http://schemas.microsoft.com/office/drawing/2014/chartex" xmlns:cx1="http://schemas.microsoft.com/office/drawing/2015/9/8/chartex" xmlns:cx2="http://schemas.microsoft.com/office/drawing/2015/10/21/chartex" xmlns:cx3="http://schemas.microsoft.com/office/drawing/2016/5/9/chartex" xmlns:cx4="http://schemas.microsoft.com/office/drawing/2016/5/10/chartex" xmlns:cx5="http://schemas.microsoft.com/office/drawing/2016/5/11/chartex" xmlns:cx6="http://schemas.microsoft.com/office/drawing/2016/5/12/chartex" xmlns:cx7="http://schemas.microsoft.com/office/drawing/2016/5/13/chartex" xmlns:cx8="http://schemas.microsoft.com/office/drawing/2016/5/14/chartex" xmlns:mc="http://schemas.openxmlformats.org/markup-compatibility/2006" xmlns:aink="http://schemas.microsoft.com/office/drawing/2016/ink" xmlns:am3d="http://schemas.microsoft.com/office/drawing/2017/model3d" xmlns:o="urn:schemas-microsoft-com:office:office" xmlns:oel="http://schemas.microsoft.com/office/2019/extlst" xmlns:r="http://schemas.openxmlformats.org/officeDocument/2006/relationships" xmlns:m="http://schemas.openxmlformats.org/officeDocument/2006/math" xmlns:v="urn:schemas-microsoft-com:vml" xmlns:wp14="http://schemas.microsoft.com/office/word/2010/wordprocessingDrawing" xmlns:wp="http://schemas.openxmlformats.org/drawingml/2006/wordprocessingDrawing" xmlns:w10="urn:schemas-microsoft-com:office:word" xmlns:w="http://schemas.openxmlformats.org/wordprocessingml/2006/main" xmlns:w14="http://schemas.microsoft.com/office/word/2010/wordml" xmlns:w15="http://schemas.microsoft.com/office/word/2012/wordml" xmlns:w16cei="http://schemas.microsoft.com/office/word/2026/wordml/cei" xmlns:w16cex="http://schemas.microsoft.com/office/word/2018/wordml/cex" xmlns:w16cid="http://schemas.microsoft.com/office/word/2016/wordml/cid" xmlns:w16="http://schemas.microsoft.com/office/word/2018/wordml" xmlns:w16du="http://schemas.microsoft.com/office/word/2023/wordml/word16du" xmlns:w16sdtdh="http://schemas.microsoft.com/office/word/2020/wordml/sdtdatahash" xmlns:w16sdtfl="http://schemas.microsoft.com/office/word/2024/wordml/sdtformatlock" xmlns:w16se="http://schemas.microsoft.com/office/word/2015/wordml/symex" xmlns:wpg="http://schemas.microsoft.com/office/word/2010/wordprocessingGroup" xmlns:wpi="http://schemas.microsoft.com/office/word/2010/wordprocessingInk" xmlns:wne="http://schemas.microsoft.com/office/word/2006/wordml" xmlns:wps="http://schemas.microsoft.com/office/word/2010/wordprocessingShape" mc:Ignorable="w14 w15 w16se w16cid w16 w16cex w16sdtdh w16sdtfl w16du wp14">
+  <w:footnote w:type="separator" w:id="-1">
+    <w:p>
+      <w:pPr>
+        <w:spacing w:after="0" w:line="240" w:lineRule="auto"/>
+      </w:pPr>
+      <w:r>
+        <w:separator/>
+      </w:r>
+    </w:p>
+  </w:footnote>
+  <w:footnote w:type="continuationSeparator" w:id="0">
+    <w:p>
+      <w:pPr>
+        <w:spacing w:after="0" w:line="240" w:lineRule="auto"/>
+      </w:pPr>
+      <w:r>
+        <w:continuationSeparator/>
+      </w:r>
+    </w:p>
+  </w:footnote>
+</w:footnotes>
 </file>
 
 <file path=word/styles.xml><?xml version="1.0" encoding="utf-8"?>
@@ -1128,6 +1094,66 @@
       <w:shd w:val="clear" w:color="auto" w:fill="E1DFDD"/>
     </w:rPr>
   </w:style>
+  <w:style w:type="paragraph" w:styleId="af0">
+    <w:name w:val="header"/>
+    <w:basedOn w:val="a"/>
+    <w:link w:val="af1"/>
+    <w:uiPriority w:val="99"/>
+    <w:unhideWhenUsed/>
+    <w:rsid w:val="002C485E"/>
+    <w:pPr>
+      <w:tabs>
+        <w:tab w:val="center" w:pos="4153"/>
+        <w:tab w:val="right" w:pos="8306"/>
+      </w:tabs>
+      <w:snapToGrid w:val="0"/>
+    </w:pPr>
+    <w:rPr>
+      <w:sz w:val="20"/>
+      <w:szCs w:val="20"/>
+    </w:rPr>
+  </w:style>
+  <w:style w:type="character" w:customStyle="1" w:styleId="af1">
+    <w:name w:val="頁首 字元"/>
+    <w:basedOn w:val="a0"/>
+    <w:link w:val="af0"/>
+    <w:uiPriority w:val="99"/>
+    <w:rsid w:val="002C485E"/>
+    <w:rPr>
+      <w:sz w:val="20"/>
+      <w:szCs w:val="20"/>
+    </w:rPr>
+  </w:style>
+  <w:style w:type="paragraph" w:styleId="af2">
+    <w:name w:val="footer"/>
+    <w:basedOn w:val="a"/>
+    <w:link w:val="af3"/>
+    <w:uiPriority w:val="99"/>
+    <w:unhideWhenUsed/>
+    <w:rsid w:val="002C485E"/>
+    <w:pPr>
+      <w:tabs>
+        <w:tab w:val="center" w:pos="4153"/>
+        <w:tab w:val="right" w:pos="8306"/>
+      </w:tabs>
+      <w:snapToGrid w:val="0"/>
+    </w:pPr>
+    <w:rPr>
+      <w:sz w:val="20"/>
+      <w:szCs w:val="20"/>
+    </w:rPr>
+  </w:style>
+  <w:style w:type="character" w:customStyle="1" w:styleId="af3">
+    <w:name w:val="頁尾 字元"/>
+    <w:basedOn w:val="a0"/>
+    <w:link w:val="af2"/>
+    <w:uiPriority w:val="99"/>
+    <w:rsid w:val="002C485E"/>
+    <w:rPr>
+      <w:sz w:val="20"/>
+      <w:szCs w:val="20"/>
+    </w:rPr>
+  </w:style>
 </w:styles>
 </file>
 

--- a/Doc1.docx
+++ b/Doc1.docx
@@ -3,19 +3,12 @@
 <w:document xmlns:wpc="http://schemas.microsoft.com/office/word/2010/wordprocessingCanvas" xmlns:cx="http://schemas.microsoft.com/office/drawing/2014/chartex" xmlns:cx1="http://schemas.microsoft.com/office/drawing/2015/9/8/chartex" xmlns:cx2="http://schemas.microsoft.com/office/drawing/2015/10/21/chartex" xmlns:cx3="http://schemas.microsoft.com/office/drawing/2016/5/9/chartex" xmlns:cx4="http://schemas.microsoft.com/office/drawing/2016/5/10/chartex" xmlns:cx5="http://schemas.microsoft.com/office/drawing/2016/5/11/chartex" xmlns:cx6="http://schemas.microsoft.com/office/drawing/2016/5/12/chartex" xmlns:cx7="http://schemas.microsoft.com/office/drawing/2016/5/13/chartex" xmlns:cx8="http://schemas.microsoft.com/office/drawing/2016/5/14/chartex" xmlns:mc="http://schemas.openxmlformats.org/markup-compatibility/2006" xmlns:aink="http://schemas.microsoft.com/office/drawing/2016/ink" xmlns:am3d="http://schemas.microsoft.com/office/drawing/2017/model3d" xmlns:o="urn:schemas-microsoft-com:office:office" xmlns:oel="http://schemas.microsoft.com/office/2019/extlst" xmlns:r="http://schemas.openxmlformats.org/officeDocument/2006/relationships" xmlns:m="http://schemas.openxmlformats.org/officeDocument/2006/math" xmlns:v="urn:schemas-microsoft-com:vml" xmlns:wp14="http://schemas.microsoft.com/office/word/2010/wordprocessingDrawing" xmlns:wp="http://schemas.openxmlformats.org/drawingml/2006/wordprocessingDrawing" xmlns:w10="urn:schemas-microsoft-com:office:word" xmlns:w="http://schemas.openxmlformats.org/wordprocessingml/2006/main" xmlns:w14="http://schemas.microsoft.com/office/word/2010/wordml" xmlns:w15="http://schemas.microsoft.com/office/word/2012/wordml" xmlns:w16cei="http://schemas.microsoft.com/office/word/2026/wordml/cei" xmlns:w16cex="http://schemas.microsoft.com/office/word/2018/wordml/cex" xmlns:w16cid="http://schemas.microsoft.com/office/word/2016/wordml/cid" xmlns:w16="http://schemas.microsoft.com/office/word/2018/wordml" xmlns:w16du="http://schemas.microsoft.com/office/word/2023/wordml/word16du" xmlns:w16sdtdh="http://schemas.microsoft.com/office/word/2020/wordml/sdtdatahash" xmlns:w16sdtfl="http://schemas.microsoft.com/office/word/2024/wordml/sdtformatlock" xmlns:w16se="http://schemas.microsoft.com/office/word/2015/wordml/symex" xmlns:wpg="http://schemas.microsoft.com/office/word/2010/wordprocessingGroup" xmlns:wpi="http://schemas.microsoft.com/office/word/2010/wordprocessingInk" xmlns:wne="http://schemas.microsoft.com/office/word/2006/wordml" xmlns:wps="http://schemas.microsoft.com/office/word/2010/wordprocessingShape" mc:Ignorable="w14 w15 w16se w16cid w16 w16cex w16sdtdh w16sdtfl w16du wp14">
   <w:body>
     <w:p>
-      <w:pPr>
-        <w:rPr>
-          <w:rFonts w:hint="eastAsia"/>
-        </w:rPr>
-      </w:pPr>
-    </w:p>
-    <w:p>
       <w:r>
         <w:drawing>
-          <wp:inline distT="0" distB="0" distL="0" distR="0" wp14:anchorId="33AA9F79" wp14:editId="33B4A519">
-            <wp:extent cx="3581900" cy="3391373"/>
-            <wp:effectExtent l="0" t="0" r="0" b="0"/>
-            <wp:docPr id="960184236" name="圖片 1"/>
+          <wp:inline distT="0" distB="0" distL="0" distR="0" wp14:anchorId="7D296796" wp14:editId="3877EF36">
+            <wp:extent cx="14746758" cy="8487960"/>
+            <wp:effectExtent l="0" t="0" r="0" b="8890"/>
+            <wp:docPr id="1515464604" name="圖片 1"/>
             <wp:cNvGraphicFramePr>
               <a:graphicFrameLocks xmlns:a="http://schemas.openxmlformats.org/drawingml/2006/main" noChangeAspect="1"/>
             </wp:cNvGraphicFramePr>
@@ -23,7 +16,7 @@
               <a:graphicData uri="http://schemas.openxmlformats.org/drawingml/2006/picture">
                 <pic:pic xmlns:pic="http://schemas.openxmlformats.org/drawingml/2006/picture">
                   <pic:nvPicPr>
-                    <pic:cNvPr id="960184236" name=""/>
+                    <pic:cNvPr id="1515464604" name=""/>
                     <pic:cNvPicPr/>
                   </pic:nvPicPr>
                   <pic:blipFill>
@@ -35,7 +28,7 @@
                   <pic:spPr>
                     <a:xfrm>
                       <a:off x="0" y="0"/>
-                      <a:ext cx="3581900" cy="3391373"/>
+                      <a:ext cx="14746758" cy="8487960"/>
                     </a:xfrm>
                     <a:prstGeom prst="rect">
                       <a:avLst/>
@@ -48,45 +41,7 @@
         </w:drawing>
       </w:r>
     </w:p>
-    <w:p>
-      <w:r>
-        <w:drawing>
-          <wp:inline distT="0" distB="0" distL="0" distR="0" wp14:anchorId="7942E709" wp14:editId="16A64646">
-            <wp:extent cx="3829584" cy="3562847"/>
-            <wp:effectExtent l="0" t="0" r="0" b="0"/>
-            <wp:docPr id="1767364932" name="圖片 1"/>
-            <wp:cNvGraphicFramePr>
-              <a:graphicFrameLocks xmlns:a="http://schemas.openxmlformats.org/drawingml/2006/main" noChangeAspect="1"/>
-            </wp:cNvGraphicFramePr>
-            <a:graphic xmlns:a="http://schemas.openxmlformats.org/drawingml/2006/main">
-              <a:graphicData uri="http://schemas.openxmlformats.org/drawingml/2006/picture">
-                <pic:pic xmlns:pic="http://schemas.openxmlformats.org/drawingml/2006/picture">
-                  <pic:nvPicPr>
-                    <pic:cNvPr id="1767364932" name=""/>
-                    <pic:cNvPicPr/>
-                  </pic:nvPicPr>
-                  <pic:blipFill>
-                    <a:blip r:embed="rId7"/>
-                    <a:stretch>
-                      <a:fillRect/>
-                    </a:stretch>
-                  </pic:blipFill>
-                  <pic:spPr>
-                    <a:xfrm>
-                      <a:off x="0" y="0"/>
-                      <a:ext cx="3829584" cy="3562847"/>
-                    </a:xfrm>
-                    <a:prstGeom prst="rect">
-                      <a:avLst/>
-                    </a:prstGeom>
-                  </pic:spPr>
-                </pic:pic>
-              </a:graphicData>
-            </a:graphic>
-          </wp:inline>
-        </w:drawing>
-      </w:r>
-    </w:p>
+    <w:p/>
     <w:p>
       <w:pPr>
         <w:rPr>

--- a/Doc1.docx
+++ b/Doc1.docx
@@ -4,11 +4,17 @@
   <w:body>
     <w:p>
       <w:r>
+        <w:t>經合組織研究顯示，新加坡學生閱讀成績排名第一，數學和科學成績排名第二</w:t>
+      </w:r>
+    </w:p>
+    <w:p/>
+    <w:p>
+      <w:r>
         <w:drawing>
-          <wp:inline distT="0" distB="0" distL="0" distR="0" wp14:anchorId="7D296796" wp14:editId="3877EF36">
-            <wp:extent cx="14746758" cy="8487960"/>
-            <wp:effectExtent l="0" t="0" r="0" b="8890"/>
-            <wp:docPr id="1515464604" name="圖片 1"/>
+          <wp:inline distT="0" distB="0" distL="0" distR="0" wp14:anchorId="3FD3C65B" wp14:editId="3A6D72D7">
+            <wp:extent cx="3715268" cy="3553321"/>
+            <wp:effectExtent l="0" t="0" r="0" b="9525"/>
+            <wp:docPr id="2132189239" name="圖片 1"/>
             <wp:cNvGraphicFramePr>
               <a:graphicFrameLocks xmlns:a="http://schemas.openxmlformats.org/drawingml/2006/main" noChangeAspect="1"/>
             </wp:cNvGraphicFramePr>
@@ -16,7 +22,7 @@
               <a:graphicData uri="http://schemas.openxmlformats.org/drawingml/2006/picture">
                 <pic:pic xmlns:pic="http://schemas.openxmlformats.org/drawingml/2006/picture">
                   <pic:nvPicPr>
-                    <pic:cNvPr id="1515464604" name=""/>
+                    <pic:cNvPr id="2132189239" name=""/>
                     <pic:cNvPicPr/>
                   </pic:nvPicPr>
                   <pic:blipFill>
@@ -28,7 +34,7 @@
                   <pic:spPr>
                     <a:xfrm>
                       <a:off x="0" y="0"/>
-                      <a:ext cx="14746758" cy="8487960"/>
+                      <a:ext cx="3715268" cy="3553321"/>
                     </a:xfrm>
                     <a:prstGeom prst="rect">
                       <a:avLst/>
@@ -42,6 +48,125 @@
       </w:r>
     </w:p>
     <w:p/>
+    <w:p>
+      <w:r>
+        <w:drawing>
+          <wp:inline distT="0" distB="0" distL="0" distR="0" wp14:anchorId="7AF46C21" wp14:editId="0DE5365C">
+            <wp:extent cx="3829584" cy="3467584"/>
+            <wp:effectExtent l="0" t="0" r="0" b="0"/>
+            <wp:docPr id="1434417744" name="圖片 1"/>
+            <wp:cNvGraphicFramePr>
+              <a:graphicFrameLocks xmlns:a="http://schemas.openxmlformats.org/drawingml/2006/main" noChangeAspect="1"/>
+            </wp:cNvGraphicFramePr>
+            <a:graphic xmlns:a="http://schemas.openxmlformats.org/drawingml/2006/main">
+              <a:graphicData uri="http://schemas.openxmlformats.org/drawingml/2006/picture">
+                <pic:pic xmlns:pic="http://schemas.openxmlformats.org/drawingml/2006/picture">
+                  <pic:nvPicPr>
+                    <pic:cNvPr id="1434417744" name=""/>
+                    <pic:cNvPicPr/>
+                  </pic:nvPicPr>
+                  <pic:blipFill>
+                    <a:blip r:embed="rId7"/>
+                    <a:stretch>
+                      <a:fillRect/>
+                    </a:stretch>
+                  </pic:blipFill>
+                  <pic:spPr>
+                    <a:xfrm>
+                      <a:off x="0" y="0"/>
+                      <a:ext cx="3829584" cy="3467584"/>
+                    </a:xfrm>
+                    <a:prstGeom prst="rect">
+                      <a:avLst/>
+                    </a:prstGeom>
+                  </pic:spPr>
+                </pic:pic>
+              </a:graphicData>
+            </a:graphic>
+          </wp:inline>
+        </w:drawing>
+      </w:r>
+    </w:p>
+    <w:p/>
+    <w:p>
+      <w:r>
+        <w:drawing>
+          <wp:inline distT="0" distB="0" distL="0" distR="0" wp14:anchorId="281E859D" wp14:editId="35F8AE81">
+            <wp:extent cx="10088383" cy="6611273"/>
+            <wp:effectExtent l="0" t="0" r="8255" b="0"/>
+            <wp:docPr id="1099614608" name="圖片 1"/>
+            <wp:cNvGraphicFramePr>
+              <a:graphicFrameLocks xmlns:a="http://schemas.openxmlformats.org/drawingml/2006/main" noChangeAspect="1"/>
+            </wp:cNvGraphicFramePr>
+            <a:graphic xmlns:a="http://schemas.openxmlformats.org/drawingml/2006/main">
+              <a:graphicData uri="http://schemas.openxmlformats.org/drawingml/2006/picture">
+                <pic:pic xmlns:pic="http://schemas.openxmlformats.org/drawingml/2006/picture">
+                  <pic:nvPicPr>
+                    <pic:cNvPr id="1099614608" name=""/>
+                    <pic:cNvPicPr/>
+                  </pic:nvPicPr>
+                  <pic:blipFill>
+                    <a:blip r:embed="rId8"/>
+                    <a:stretch>
+                      <a:fillRect/>
+                    </a:stretch>
+                  </pic:blipFill>
+                  <pic:spPr>
+                    <a:xfrm>
+                      <a:off x="0" y="0"/>
+                      <a:ext cx="10088383" cy="6611273"/>
+                    </a:xfrm>
+                    <a:prstGeom prst="rect">
+                      <a:avLst/>
+                    </a:prstGeom>
+                  </pic:spPr>
+                </pic:pic>
+              </a:graphicData>
+            </a:graphic>
+          </wp:inline>
+        </w:drawing>
+      </w:r>
+    </w:p>
+    <w:p/>
+    <w:p>
+      <w:r>
+        <w:drawing>
+          <wp:inline distT="0" distB="0" distL="0" distR="0" wp14:anchorId="5C371750" wp14:editId="48863B31">
+            <wp:extent cx="3934374" cy="3553321"/>
+            <wp:effectExtent l="0" t="0" r="9525" b="9525"/>
+            <wp:docPr id="1405405355" name="圖片 1"/>
+            <wp:cNvGraphicFramePr>
+              <a:graphicFrameLocks xmlns:a="http://schemas.openxmlformats.org/drawingml/2006/main" noChangeAspect="1"/>
+            </wp:cNvGraphicFramePr>
+            <a:graphic xmlns:a="http://schemas.openxmlformats.org/drawingml/2006/main">
+              <a:graphicData uri="http://schemas.openxmlformats.org/drawingml/2006/picture">
+                <pic:pic xmlns:pic="http://schemas.openxmlformats.org/drawingml/2006/picture">
+                  <pic:nvPicPr>
+                    <pic:cNvPr id="1405405355" name=""/>
+                    <pic:cNvPicPr/>
+                  </pic:nvPicPr>
+                  <pic:blipFill>
+                    <a:blip r:embed="rId9"/>
+                    <a:stretch>
+                      <a:fillRect/>
+                    </a:stretch>
+                  </pic:blipFill>
+                  <pic:spPr>
+                    <a:xfrm>
+                      <a:off x="0" y="0"/>
+                      <a:ext cx="3934374" cy="3553321"/>
+                    </a:xfrm>
+                    <a:prstGeom prst="rect">
+                      <a:avLst/>
+                    </a:prstGeom>
+                  </pic:spPr>
+                </pic:pic>
+              </a:graphicData>
+            </a:graphic>
+          </wp:inline>
+        </w:drawing>
+      </w:r>
+    </w:p>
     <w:p>
       <w:pPr>
         <w:rPr>

--- a/Doc1.docx
+++ b/Doc1.docx
@@ -4,17 +4,11 @@
   <w:body>
     <w:p>
       <w:r>
-        <w:t>經合組織研究顯示，新加坡學生閱讀成績排名第一，數學和科學成績排名第二</w:t>
-      </w:r>
-    </w:p>
-    <w:p/>
-    <w:p>
-      <w:r>
         <w:drawing>
-          <wp:inline distT="0" distB="0" distL="0" distR="0" wp14:anchorId="3FD3C65B" wp14:editId="3A6D72D7">
-            <wp:extent cx="3715268" cy="3553321"/>
-            <wp:effectExtent l="0" t="0" r="0" b="9525"/>
-            <wp:docPr id="2132189239" name="圖片 1"/>
+          <wp:inline distT="0" distB="0" distL="0" distR="0" wp14:anchorId="78983BC1" wp14:editId="03395DB8">
+            <wp:extent cx="7059010" cy="4429743"/>
+            <wp:effectExtent l="0" t="0" r="8890" b="9525"/>
+            <wp:docPr id="1316413601" name="圖片 1"/>
             <wp:cNvGraphicFramePr>
               <a:graphicFrameLocks xmlns:a="http://schemas.openxmlformats.org/drawingml/2006/main" noChangeAspect="1"/>
             </wp:cNvGraphicFramePr>
@@ -22,7 +16,7 @@
               <a:graphicData uri="http://schemas.openxmlformats.org/drawingml/2006/picture">
                 <pic:pic xmlns:pic="http://schemas.openxmlformats.org/drawingml/2006/picture">
                   <pic:nvPicPr>
-                    <pic:cNvPr id="2132189239" name=""/>
+                    <pic:cNvPr id="1316413601" name=""/>
                     <pic:cNvPicPr/>
                   </pic:nvPicPr>
                   <pic:blipFill>
@@ -34,7 +28,7 @@
                   <pic:spPr>
                     <a:xfrm>
                       <a:off x="0" y="0"/>
-                      <a:ext cx="3715268" cy="3553321"/>
+                      <a:ext cx="7059010" cy="4429743"/>
                     </a:xfrm>
                     <a:prstGeom prst="rect">
                       <a:avLst/>
@@ -48,125 +42,6 @@
       </w:r>
     </w:p>
     <w:p/>
-    <w:p>
-      <w:r>
-        <w:drawing>
-          <wp:inline distT="0" distB="0" distL="0" distR="0" wp14:anchorId="7AF46C21" wp14:editId="0DE5365C">
-            <wp:extent cx="3829584" cy="3467584"/>
-            <wp:effectExtent l="0" t="0" r="0" b="0"/>
-            <wp:docPr id="1434417744" name="圖片 1"/>
-            <wp:cNvGraphicFramePr>
-              <a:graphicFrameLocks xmlns:a="http://schemas.openxmlformats.org/drawingml/2006/main" noChangeAspect="1"/>
-            </wp:cNvGraphicFramePr>
-            <a:graphic xmlns:a="http://schemas.openxmlformats.org/drawingml/2006/main">
-              <a:graphicData uri="http://schemas.openxmlformats.org/drawingml/2006/picture">
-                <pic:pic xmlns:pic="http://schemas.openxmlformats.org/drawingml/2006/picture">
-                  <pic:nvPicPr>
-                    <pic:cNvPr id="1434417744" name=""/>
-                    <pic:cNvPicPr/>
-                  </pic:nvPicPr>
-                  <pic:blipFill>
-                    <a:blip r:embed="rId7"/>
-                    <a:stretch>
-                      <a:fillRect/>
-                    </a:stretch>
-                  </pic:blipFill>
-                  <pic:spPr>
-                    <a:xfrm>
-                      <a:off x="0" y="0"/>
-                      <a:ext cx="3829584" cy="3467584"/>
-                    </a:xfrm>
-                    <a:prstGeom prst="rect">
-                      <a:avLst/>
-                    </a:prstGeom>
-                  </pic:spPr>
-                </pic:pic>
-              </a:graphicData>
-            </a:graphic>
-          </wp:inline>
-        </w:drawing>
-      </w:r>
-    </w:p>
-    <w:p/>
-    <w:p>
-      <w:r>
-        <w:drawing>
-          <wp:inline distT="0" distB="0" distL="0" distR="0" wp14:anchorId="281E859D" wp14:editId="35F8AE81">
-            <wp:extent cx="10088383" cy="6611273"/>
-            <wp:effectExtent l="0" t="0" r="8255" b="0"/>
-            <wp:docPr id="1099614608" name="圖片 1"/>
-            <wp:cNvGraphicFramePr>
-              <a:graphicFrameLocks xmlns:a="http://schemas.openxmlformats.org/drawingml/2006/main" noChangeAspect="1"/>
-            </wp:cNvGraphicFramePr>
-            <a:graphic xmlns:a="http://schemas.openxmlformats.org/drawingml/2006/main">
-              <a:graphicData uri="http://schemas.openxmlformats.org/drawingml/2006/picture">
-                <pic:pic xmlns:pic="http://schemas.openxmlformats.org/drawingml/2006/picture">
-                  <pic:nvPicPr>
-                    <pic:cNvPr id="1099614608" name=""/>
-                    <pic:cNvPicPr/>
-                  </pic:nvPicPr>
-                  <pic:blipFill>
-                    <a:blip r:embed="rId8"/>
-                    <a:stretch>
-                      <a:fillRect/>
-                    </a:stretch>
-                  </pic:blipFill>
-                  <pic:spPr>
-                    <a:xfrm>
-                      <a:off x="0" y="0"/>
-                      <a:ext cx="10088383" cy="6611273"/>
-                    </a:xfrm>
-                    <a:prstGeom prst="rect">
-                      <a:avLst/>
-                    </a:prstGeom>
-                  </pic:spPr>
-                </pic:pic>
-              </a:graphicData>
-            </a:graphic>
-          </wp:inline>
-        </w:drawing>
-      </w:r>
-    </w:p>
-    <w:p/>
-    <w:p>
-      <w:r>
-        <w:drawing>
-          <wp:inline distT="0" distB="0" distL="0" distR="0" wp14:anchorId="5C371750" wp14:editId="48863B31">
-            <wp:extent cx="3934374" cy="3553321"/>
-            <wp:effectExtent l="0" t="0" r="9525" b="9525"/>
-            <wp:docPr id="1405405355" name="圖片 1"/>
-            <wp:cNvGraphicFramePr>
-              <a:graphicFrameLocks xmlns:a="http://schemas.openxmlformats.org/drawingml/2006/main" noChangeAspect="1"/>
-            </wp:cNvGraphicFramePr>
-            <a:graphic xmlns:a="http://schemas.openxmlformats.org/drawingml/2006/main">
-              <a:graphicData uri="http://schemas.openxmlformats.org/drawingml/2006/picture">
-                <pic:pic xmlns:pic="http://schemas.openxmlformats.org/drawingml/2006/picture">
-                  <pic:nvPicPr>
-                    <pic:cNvPr id="1405405355" name=""/>
-                    <pic:cNvPicPr/>
-                  </pic:nvPicPr>
-                  <pic:blipFill>
-                    <a:blip r:embed="rId9"/>
-                    <a:stretch>
-                      <a:fillRect/>
-                    </a:stretch>
-                  </pic:blipFill>
-                  <pic:spPr>
-                    <a:xfrm>
-                      <a:off x="0" y="0"/>
-                      <a:ext cx="3934374" cy="3553321"/>
-                    </a:xfrm>
-                    <a:prstGeom prst="rect">
-                      <a:avLst/>
-                    </a:prstGeom>
-                  </pic:spPr>
-                </pic:pic>
-              </a:graphicData>
-            </a:graphic>
-          </wp:inline>
-        </w:drawing>
-      </w:r>
-    </w:p>
     <w:p>
       <w:pPr>
         <w:rPr>

--- a/Doc1.docx
+++ b/Doc1.docx
@@ -5,10 +5,10 @@
     <w:p>
       <w:r>
         <w:drawing>
-          <wp:inline distT="0" distB="0" distL="0" distR="0" wp14:anchorId="78983BC1" wp14:editId="03395DB8">
-            <wp:extent cx="7059010" cy="4429743"/>
-            <wp:effectExtent l="0" t="0" r="8890" b="9525"/>
-            <wp:docPr id="1316413601" name="圖片 1"/>
+          <wp:inline distT="0" distB="0" distL="0" distR="0" wp14:anchorId="3B181EB4" wp14:editId="275EBAF4">
+            <wp:extent cx="4829849" cy="4944165"/>
+            <wp:effectExtent l="0" t="0" r="8890" b="8890"/>
+            <wp:docPr id="2016694769" name="圖片 1"/>
             <wp:cNvGraphicFramePr>
               <a:graphicFrameLocks xmlns:a="http://schemas.openxmlformats.org/drawingml/2006/main" noChangeAspect="1"/>
             </wp:cNvGraphicFramePr>
@@ -16,7 +16,7 @@
               <a:graphicData uri="http://schemas.openxmlformats.org/drawingml/2006/picture">
                 <pic:pic xmlns:pic="http://schemas.openxmlformats.org/drawingml/2006/picture">
                   <pic:nvPicPr>
-                    <pic:cNvPr id="1316413601" name=""/>
+                    <pic:cNvPr id="2016694769" name=""/>
                     <pic:cNvPicPr/>
                   </pic:nvPicPr>
                   <pic:blipFill>
@@ -28,7 +28,127 @@
                   <pic:spPr>
                     <a:xfrm>
                       <a:off x="0" y="0"/>
-                      <a:ext cx="7059010" cy="4429743"/>
+                      <a:ext cx="4829849" cy="4944165"/>
+                    </a:xfrm>
+                    <a:prstGeom prst="rect">
+                      <a:avLst/>
+                    </a:prstGeom>
+                  </pic:spPr>
+                </pic:pic>
+              </a:graphicData>
+            </a:graphic>
+          </wp:inline>
+        </w:drawing>
+      </w:r>
+    </w:p>
+    <w:p/>
+    <w:p>
+      <w:r>
+        <w:drawing>
+          <wp:inline distT="0" distB="0" distL="0" distR="0" wp14:anchorId="3A6DA096" wp14:editId="1AB66CB1">
+            <wp:extent cx="6868484" cy="4315427"/>
+            <wp:effectExtent l="0" t="0" r="8890" b="9525"/>
+            <wp:docPr id="45349604" name="圖片 1"/>
+            <wp:cNvGraphicFramePr>
+              <a:graphicFrameLocks xmlns:a="http://schemas.openxmlformats.org/drawingml/2006/main" noChangeAspect="1"/>
+            </wp:cNvGraphicFramePr>
+            <a:graphic xmlns:a="http://schemas.openxmlformats.org/drawingml/2006/main">
+              <a:graphicData uri="http://schemas.openxmlformats.org/drawingml/2006/picture">
+                <pic:pic xmlns:pic="http://schemas.openxmlformats.org/drawingml/2006/picture">
+                  <pic:nvPicPr>
+                    <pic:cNvPr id="45349604" name=""/>
+                    <pic:cNvPicPr/>
+                  </pic:nvPicPr>
+                  <pic:blipFill>
+                    <a:blip r:embed="rId7"/>
+                    <a:stretch>
+                      <a:fillRect/>
+                    </a:stretch>
+                  </pic:blipFill>
+                  <pic:spPr>
+                    <a:xfrm>
+                      <a:off x="0" y="0"/>
+                      <a:ext cx="6868484" cy="4315427"/>
+                    </a:xfrm>
+                    <a:prstGeom prst="rect">
+                      <a:avLst/>
+                    </a:prstGeom>
+                  </pic:spPr>
+                </pic:pic>
+              </a:graphicData>
+            </a:graphic>
+          </wp:inline>
+        </w:drawing>
+      </w:r>
+    </w:p>
+    <w:p/>
+    <w:p>
+      <w:r>
+        <w:drawing>
+          <wp:inline distT="0" distB="0" distL="0" distR="0" wp14:anchorId="3E7DEDD8" wp14:editId="001A3CEE">
+            <wp:extent cx="3772426" cy="3134162"/>
+            <wp:effectExtent l="0" t="0" r="0" b="9525"/>
+            <wp:docPr id="969306294" name="圖片 1"/>
+            <wp:cNvGraphicFramePr>
+              <a:graphicFrameLocks xmlns:a="http://schemas.openxmlformats.org/drawingml/2006/main" noChangeAspect="1"/>
+            </wp:cNvGraphicFramePr>
+            <a:graphic xmlns:a="http://schemas.openxmlformats.org/drawingml/2006/main">
+              <a:graphicData uri="http://schemas.openxmlformats.org/drawingml/2006/picture">
+                <pic:pic xmlns:pic="http://schemas.openxmlformats.org/drawingml/2006/picture">
+                  <pic:nvPicPr>
+                    <pic:cNvPr id="969306294" name=""/>
+                    <pic:cNvPicPr/>
+                  </pic:nvPicPr>
+                  <pic:blipFill>
+                    <a:blip r:embed="rId8"/>
+                    <a:stretch>
+                      <a:fillRect/>
+                    </a:stretch>
+                  </pic:blipFill>
+                  <pic:spPr>
+                    <a:xfrm>
+                      <a:off x="0" y="0"/>
+                      <a:ext cx="3772426" cy="3134162"/>
+                    </a:xfrm>
+                    <a:prstGeom prst="rect">
+                      <a:avLst/>
+                    </a:prstGeom>
+                  </pic:spPr>
+                </pic:pic>
+              </a:graphicData>
+            </a:graphic>
+          </wp:inline>
+        </w:drawing>
+      </w:r>
+    </w:p>
+    <w:p/>
+    <w:p>
+      <w:r>
+        <w:drawing>
+          <wp:inline distT="0" distB="0" distL="0" distR="0" wp14:anchorId="68A1EE29" wp14:editId="273A8CDD">
+            <wp:extent cx="3858163" cy="3200847"/>
+            <wp:effectExtent l="0" t="0" r="0" b="0"/>
+            <wp:docPr id="1666340685" name="圖片 1"/>
+            <wp:cNvGraphicFramePr>
+              <a:graphicFrameLocks xmlns:a="http://schemas.openxmlformats.org/drawingml/2006/main" noChangeAspect="1"/>
+            </wp:cNvGraphicFramePr>
+            <a:graphic xmlns:a="http://schemas.openxmlformats.org/drawingml/2006/main">
+              <a:graphicData uri="http://schemas.openxmlformats.org/drawingml/2006/picture">
+                <pic:pic xmlns:pic="http://schemas.openxmlformats.org/drawingml/2006/picture">
+                  <pic:nvPicPr>
+                    <pic:cNvPr id="1666340685" name=""/>
+                    <pic:cNvPicPr/>
+                  </pic:nvPicPr>
+                  <pic:blipFill>
+                    <a:blip r:embed="rId9"/>
+                    <a:stretch>
+                      <a:fillRect/>
+                    </a:stretch>
+                  </pic:blipFill>
+                  <pic:spPr>
+                    <a:xfrm>
+                      <a:off x="0" y="0"/>
+                      <a:ext cx="3858163" cy="3200847"/>
                     </a:xfrm>
                     <a:prstGeom prst="rect">
                       <a:avLst/>
